--- a/Collatio/18/1. Textos/2. Limpios/18-B.docx
+++ b/Collatio/18/1. Textos/2. Limpios/18-B.docx
@@ -1,10 +1,16 @@
 
 <file path=word/document.xml><?xml version="1.0" encoding="utf-8"?>
-<w:document xmlns:wpc="http://schemas.microsoft.com/office/word/2010/wordprocessingCanvas" xmlns:cx="http://schemas.microsoft.com/office/drawing/2014/chartex" xmlns:cx1="http://schemas.microsoft.com/office/drawing/2015/9/8/chartex" xmlns:cx2="http://schemas.microsoft.com/office/drawing/2015/10/21/chartex" xmlns:cx3="http://schemas.microsoft.com/office/drawing/2016/5/9/chartex" xmlns:cx4="http://schemas.microsoft.com/office/drawing/2016/5/10/chartex" xmlns:cx5="http://schemas.microsoft.com/office/drawing/2016/5/11/chartex" xmlns:cx6="http://schemas.microsoft.com/office/drawing/2016/5/12/chartex" xmlns:cx7="http://schemas.microsoft.com/office/drawing/2016/5/13/chartex" xmlns:cx8="http://schemas.microsoft.com/office/drawing/2016/5/14/chartex" xmlns:mc="http://schemas.openxmlformats.org/markup-compatibility/2006" xmlns:aink="http://schemas.microsoft.com/office/drawing/2016/ink" xmlns:am3d="http://schemas.microsoft.com/office/drawing/2017/model3d" xmlns:o="urn:schemas-microsoft-com:office:office" xmlns:oel="http://schemas.microsoft.com/office/2019/extlst" xmlns:r="http://schemas.openxmlformats.org/officeDocument/2006/relationships" xmlns:m="http://schemas.openxmlformats.org/officeDocument/2006/math" xmlns:v="urn:schemas-microsoft-com:vml" xmlns:wp14="http://schemas.microsoft.com/office/word/2010/wordprocessingDrawing" xmlns:wp="http://schemas.openxmlformats.org/drawingml/2006/wordprocessingDrawing" xmlns:w10="urn:schemas-microsoft-com:office:word" xmlns:w="http://schemas.openxmlformats.org/wordprocessingml/2006/main" xmlns:w14="http://schemas.microsoft.com/office/word/2010/wordml" xmlns:w15="http://schemas.microsoft.com/office/word/2012/wordml" xmlns:w16cex="http://schemas.microsoft.com/office/word/2018/wordml/cex" xmlns:w16cid="http://schemas.microsoft.com/office/word/2016/wordml/cid" xmlns:w16="http://schemas.microsoft.com/office/word/2018/wordml" xmlns:w16sdtdh="http://schemas.microsoft.com/office/word/2020/wordml/sdtdatahash" xmlns:w16se="http://schemas.microsoft.com/office/word/2015/wordml/symex" xmlns:wpg="http://schemas.microsoft.com/office/word/2010/wordprocessingGroup" xmlns:wpi="http://schemas.microsoft.com/office/word/2010/wordprocessingInk" xmlns:wne="http://schemas.microsoft.com/office/word/2006/wordml" xmlns:wps="http://schemas.microsoft.com/office/word/2010/wordprocessingShape" mc:Ignorable="w14 w15 w16se w16cid w16 w16cex w16sdtdh wp14">
+<w:document xmlns:wpc="http://schemas.microsoft.com/office/word/2010/wordprocessingCanvas" xmlns:cx="http://schemas.microsoft.com/office/drawing/2014/chartex" xmlns:cx1="http://schemas.microsoft.com/office/drawing/2015/9/8/chartex" xmlns:cx2="http://schemas.microsoft.com/office/drawing/2015/10/21/chartex" xmlns:cx3="http://schemas.microsoft.com/office/drawing/2016/5/9/chartex" xmlns:cx4="http://schemas.microsoft.com/office/drawing/2016/5/10/chartex" xmlns:cx5="http://schemas.microsoft.com/office/drawing/2016/5/11/chartex" xmlns:cx6="http://schemas.microsoft.com/office/drawing/2016/5/12/chartex" xmlns:cx7="http://schemas.microsoft.com/office/drawing/2016/5/13/chartex" xmlns:cx8="http://schemas.microsoft.com/office/drawing/2016/5/14/chartex" xmlns:mc="http://schemas.openxmlformats.org/markup-compatibility/2006" xmlns:aink="http://schemas.microsoft.com/office/drawing/2016/ink" xmlns:am3d="http://schemas.microsoft.com/office/drawing/2017/model3d" xmlns:o="urn:schemas-microsoft-com:office:office" xmlns:oel="http://schemas.microsoft.com/office/2019/extlst" xmlns:r="http://schemas.openxmlformats.org/officeDocument/2006/relationships" xmlns:m="http://schemas.openxmlformats.org/officeDocument/2006/math" xmlns:v="urn:schemas-microsoft-com:vml" xmlns:wp14="http://schemas.microsoft.com/office/word/2010/wordprocessingDrawing" xmlns:wp="http://schemas.openxmlformats.org/drawingml/2006/wordprocessingDrawing" xmlns:w10="urn:schemas-microsoft-com:office:word" xmlns:w="http://schemas.openxmlformats.org/wordprocessingml/2006/main" xmlns:w14="http://schemas.microsoft.com/office/word/2010/wordml" xmlns:w15="http://schemas.microsoft.com/office/word/2012/wordml" xmlns:w16cex="http://schemas.microsoft.com/office/word/2018/wordml/cex" xmlns:w16cid="http://schemas.microsoft.com/office/word/2016/wordml/cid" xmlns:w16="http://schemas.microsoft.com/office/word/2018/wordml" xmlns:w16du="http://schemas.microsoft.com/office/word/2023/wordml/word16du" xmlns:w16sdtdh="http://schemas.microsoft.com/office/word/2020/wordml/sdtdatahash" xmlns:w16sdtfl="http://schemas.microsoft.com/office/word/2024/wordml/sdtformatlock" xmlns:w16se="http://schemas.microsoft.com/office/word/2015/wordml/symex" xmlns:wpg="http://schemas.microsoft.com/office/word/2010/wordprocessingGroup" xmlns:wpi="http://schemas.microsoft.com/office/word/2010/wordprocessingInk" xmlns:wne="http://schemas.microsoft.com/office/word/2006/wordml" xmlns:wps="http://schemas.microsoft.com/office/word/2010/wordprocessingShape" mc:Ignorable="w14 w15 w16se w16cid w16 w16cex w16sdtdh w16sdtfl w16du wp14">
   <w:body>
     <w:p>
-      <w:r>
-        <w:rPr>
+      <w:pPr>
+        <w:rPr>
+          <w:rFonts w:ascii="Brill" w:hAnsi="Brill"/>
+        </w:rPr>
+      </w:pPr>
+      <w:r>
+        <w:rPr>
+          <w:rFonts w:ascii="Brill" w:hAnsi="Brill"/>
           <w:lang w:val="es-ES"/>
         </w:rPr>
         <w:t xml:space="preserve">nos mas de </w:t>
@@ -12,6 +18,7 @@
       <w:proofErr w:type="spellStart"/>
       <w:r>
         <w:rPr>
+          <w:rFonts w:ascii="Brill" w:hAnsi="Brill"/>
           <w:lang w:val="es-ES"/>
         </w:rPr>
         <w:t>quanto</w:t>
@@ -19,6 +26,7 @@
       <w:proofErr w:type="spellEnd"/>
       <w:r>
         <w:rPr>
+          <w:rFonts w:ascii="Brill" w:hAnsi="Brill"/>
           <w:lang w:val="es-ES"/>
         </w:rPr>
         <w:t xml:space="preserve"> es que tal fue la su merced </w:t>
@@ -26,6 +34,7 @@
       <w:proofErr w:type="spellStart"/>
       <w:r>
         <w:rPr>
+          <w:rFonts w:ascii="Brill" w:hAnsi="Brill"/>
           <w:lang w:val="es-ES"/>
         </w:rPr>
         <w:t>d el</w:t>
@@ -33,6 +42,7 @@
       <w:proofErr w:type="spellEnd"/>
       <w:r>
         <w:rPr>
+          <w:rFonts w:ascii="Brill" w:hAnsi="Brill"/>
           <w:lang w:val="es-ES"/>
         </w:rPr>
         <w:t xml:space="preserve"> que nos quiso </w:t>
@@ -40,6 +50,7 @@
       <w:proofErr w:type="spellStart"/>
       <w:r>
         <w:rPr>
+          <w:rFonts w:ascii="Brill" w:hAnsi="Brill"/>
           <w:lang w:val="es-ES"/>
         </w:rPr>
         <w:t>dexar</w:t>
@@ -47,6 +58,7 @@
       <w:proofErr w:type="spellEnd"/>
       <w:r>
         <w:rPr>
+          <w:rFonts w:ascii="Brill" w:hAnsi="Brill"/>
           <w:lang w:val="es-ES"/>
         </w:rPr>
         <w:t xml:space="preserve"> </w:t>
@@ -54,6 +66,7 @@
       <w:proofErr w:type="spellStart"/>
       <w:r>
         <w:rPr>
+          <w:rFonts w:ascii="Brill" w:hAnsi="Brill"/>
           <w:lang w:val="es-ES"/>
         </w:rPr>
         <w:t>remenbrancia</w:t>
@@ -61,41 +74,15 @@
       <w:proofErr w:type="spellEnd"/>
       <w:r>
         <w:rPr>
-          <w:lang w:val="es-ES"/>
-        </w:rPr>
-        <w:t xml:space="preserve"> d el en el pan que se consagra por las palabras santas que se </w:t>
-      </w:r>
-      <w:proofErr w:type="spellStart"/>
-      <w:r>
-        <w:rPr>
-          <w:lang w:val="es-ES"/>
-        </w:rPr>
-        <w:t>dizen</w:t>
-      </w:r>
-      <w:proofErr w:type="spellEnd"/>
-      <w:r>
-        <w:rPr>
-          <w:lang w:val="es-ES"/>
-        </w:rPr>
-        <w:t xml:space="preserve"> sobre el altar en la misa ca este pan fallamos nos que </w:t>
-      </w:r>
-      <w:proofErr w:type="spellStart"/>
-      <w:r>
-        <w:rPr>
-          <w:lang w:val="es-ES"/>
-        </w:rPr>
-        <w:t>dixo</w:t>
-      </w:r>
-      <w:proofErr w:type="spellEnd"/>
-      <w:r>
-        <w:rPr>
-          <w:lang w:val="es-ES"/>
-        </w:rPr>
-        <w:t xml:space="preserve"> el a sus </w:t>
-      </w:r>
-      <w:proofErr w:type="spellStart"/>
-      <w:r>
-        <w:rPr>
+          <w:rFonts w:ascii="Brill" w:hAnsi="Brill"/>
+          <w:lang w:val="es-ES"/>
+        </w:rPr>
+        <w:t xml:space="preserve"> d el en el pan que se consagra por las palabras santas que se dizen sobre el altar en la misa ca este pan fallamos nos que dixo el a sus </w:t>
+      </w:r>
+      <w:proofErr w:type="spellStart"/>
+      <w:r>
+        <w:rPr>
+          <w:rFonts w:ascii="Brill" w:hAnsi="Brill"/>
           <w:lang w:val="es-ES"/>
         </w:rPr>
         <w:t>decipulos</w:t>
@@ -103,6 +90,7 @@
       <w:proofErr w:type="spellEnd"/>
       <w:r>
         <w:rPr>
+          <w:rFonts w:ascii="Brill" w:hAnsi="Brill"/>
           <w:lang w:val="es-ES"/>
         </w:rPr>
         <w:t xml:space="preserve"> el jueves de la cena este es el </w:t>
@@ -110,6 +98,7 @@
       <w:proofErr w:type="spellStart"/>
       <w:r>
         <w:rPr>
+          <w:rFonts w:ascii="Brill" w:hAnsi="Brill"/>
           <w:lang w:val="es-ES"/>
         </w:rPr>
         <w:t>mio</w:t>
@@ -117,6 +106,7 @@
       <w:proofErr w:type="spellEnd"/>
       <w:r>
         <w:rPr>
+          <w:rFonts w:ascii="Brill" w:hAnsi="Brill"/>
           <w:lang w:val="es-ES"/>
         </w:rPr>
         <w:t xml:space="preserve"> cuerpo que vos do del nuevo testamento que </w:t>
@@ -124,6 +114,7 @@
       <w:proofErr w:type="spellStart"/>
       <w:r>
         <w:rPr>
+          <w:rFonts w:ascii="Brill" w:hAnsi="Brill"/>
           <w:lang w:val="es-ES"/>
         </w:rPr>
         <w:t>ayades</w:t>
@@ -131,6 +122,7 @@
       <w:proofErr w:type="spellEnd"/>
       <w:r>
         <w:rPr>
+          <w:rFonts w:ascii="Brill" w:hAnsi="Brill"/>
           <w:lang w:val="es-ES"/>
         </w:rPr>
         <w:t xml:space="preserve"> en </w:t>
@@ -138,6 +130,7 @@
       <w:proofErr w:type="spellStart"/>
       <w:r>
         <w:rPr>
+          <w:rFonts w:ascii="Brill" w:hAnsi="Brill"/>
           <w:lang w:val="es-ES"/>
         </w:rPr>
         <w:t>remenbrancia</w:t>
@@ -145,27 +138,15 @@
       <w:proofErr w:type="spellEnd"/>
       <w:r>
         <w:rPr>
-          <w:lang w:val="es-ES"/>
-        </w:rPr>
-        <w:t xml:space="preserve"> de mi entre vos e en otro lugar </w:t>
-      </w:r>
-      <w:proofErr w:type="spellStart"/>
-      <w:r>
-        <w:rPr>
-          <w:lang w:val="es-ES"/>
-        </w:rPr>
-        <w:t>dixo</w:t>
-      </w:r>
-      <w:proofErr w:type="spellEnd"/>
-      <w:r>
-        <w:rPr>
-          <w:lang w:val="es-ES"/>
-        </w:rPr>
-        <w:t xml:space="preserve"> en un evangelio yo soy el pan </w:t>
-      </w:r>
-      <w:proofErr w:type="spellStart"/>
-      <w:r>
-        <w:rPr>
+          <w:rFonts w:ascii="Brill" w:hAnsi="Brill"/>
+          <w:lang w:val="es-ES"/>
+        </w:rPr>
+        <w:t xml:space="preserve"> de mi entre vos e en otro lugar dixo en un evangelio yo soy el pan </w:t>
+      </w:r>
+      <w:proofErr w:type="spellStart"/>
+      <w:r>
+        <w:rPr>
+          <w:rFonts w:ascii="Brill" w:hAnsi="Brill"/>
           <w:lang w:val="es-ES"/>
         </w:rPr>
         <w:t>e</w:t>
@@ -173,6 +154,7 @@
       <w:proofErr w:type="spellEnd"/>
       <w:r>
         <w:rPr>
+          <w:rFonts w:ascii="Brill" w:hAnsi="Brill"/>
           <w:lang w:val="es-ES"/>
         </w:rPr>
         <w:t xml:space="preserve"> el vino verdadero que del cielo </w:t>
@@ -180,6 +162,7 @@
       <w:proofErr w:type="spellStart"/>
       <w:r>
         <w:rPr>
+          <w:rFonts w:ascii="Brill" w:hAnsi="Brill"/>
           <w:lang w:val="es-ES"/>
         </w:rPr>
         <w:t>decendi</w:t>
@@ -187,6 +170,7 @@
       <w:proofErr w:type="spellEnd"/>
       <w:r>
         <w:rPr>
+          <w:rFonts w:ascii="Brill" w:hAnsi="Brill"/>
           <w:lang w:val="es-ES"/>
         </w:rPr>
         <w:t xml:space="preserve"> </w:t>
@@ -194,6 +178,7 @@
       <w:proofErr w:type="spellStart"/>
       <w:r>
         <w:rPr>
+          <w:rFonts w:ascii="Brill" w:hAnsi="Brill"/>
           <w:lang w:val="es-ES"/>
         </w:rPr>
         <w:t>e</w:t>
@@ -201,6 +186,7 @@
       <w:proofErr w:type="spellEnd"/>
       <w:r>
         <w:rPr>
+          <w:rFonts w:ascii="Brill" w:hAnsi="Brill"/>
           <w:lang w:val="es-ES"/>
         </w:rPr>
         <w:t xml:space="preserve"> el que comiere d este pan </w:t>
@@ -208,6 +194,7 @@
       <w:proofErr w:type="spellStart"/>
       <w:r>
         <w:rPr>
+          <w:rFonts w:ascii="Brill" w:hAnsi="Brill"/>
           <w:lang w:val="es-ES"/>
         </w:rPr>
         <w:t>vivirra</w:t>
@@ -215,6 +202,7 @@
       <w:proofErr w:type="spellEnd"/>
       <w:r>
         <w:rPr>
+          <w:rFonts w:ascii="Brill" w:hAnsi="Brill"/>
           <w:lang w:val="es-ES"/>
         </w:rPr>
         <w:t xml:space="preserve"> para </w:t>
@@ -222,6 +210,7 @@
       <w:proofErr w:type="spellStart"/>
       <w:r>
         <w:rPr>
+          <w:rFonts w:ascii="Brill" w:hAnsi="Brill"/>
           <w:lang w:val="es-ES"/>
         </w:rPr>
         <w:t>sienpre</w:t>
@@ -229,27 +218,15 @@
       <w:proofErr w:type="spellEnd"/>
       <w:r>
         <w:rPr>
-          <w:lang w:val="es-ES"/>
-        </w:rPr>
-        <w:t xml:space="preserve"> pues tan pecadores somos nos los cristianos que </w:t>
-      </w:r>
-      <w:proofErr w:type="spellStart"/>
-      <w:r>
-        <w:rPr>
-          <w:lang w:val="es-ES"/>
-        </w:rPr>
-        <w:t>devemos</w:t>
-      </w:r>
-      <w:proofErr w:type="spellEnd"/>
-      <w:r>
-        <w:rPr>
-          <w:lang w:val="es-ES"/>
-        </w:rPr>
-        <w:t xml:space="preserve"> a </w:t>
-      </w:r>
-      <w:proofErr w:type="spellStart"/>
-      <w:r>
-        <w:rPr>
+          <w:rFonts w:ascii="Brill" w:hAnsi="Brill"/>
+          <w:lang w:val="es-ES"/>
+        </w:rPr>
+        <w:t xml:space="preserve"> pues tan pecadores somos nos los cristianos que devemos a </w:t>
+      </w:r>
+      <w:proofErr w:type="spellStart"/>
+      <w:r>
+        <w:rPr>
+          <w:rFonts w:ascii="Brill" w:hAnsi="Brill"/>
           <w:lang w:val="es-ES"/>
         </w:rPr>
         <w:t>crer</w:t>
@@ -257,6 +234,7 @@
       <w:proofErr w:type="spellEnd"/>
       <w:r>
         <w:rPr>
+          <w:rFonts w:ascii="Brill" w:hAnsi="Brill"/>
           <w:lang w:val="es-ES"/>
         </w:rPr>
         <w:t xml:space="preserve"> esta </w:t>
@@ -264,6 +242,7 @@
       <w:proofErr w:type="spellStart"/>
       <w:r>
         <w:rPr>
+          <w:rFonts w:ascii="Brill" w:hAnsi="Brill"/>
           <w:lang w:val="es-ES"/>
         </w:rPr>
         <w:t>crencia</w:t>
@@ -271,41 +250,15 @@
       <w:proofErr w:type="spellEnd"/>
       <w:r>
         <w:rPr>
-          <w:lang w:val="es-ES"/>
-        </w:rPr>
-        <w:t xml:space="preserve"> que es la </w:t>
-      </w:r>
-      <w:proofErr w:type="spellStart"/>
-      <w:r>
-        <w:rPr>
-          <w:lang w:val="es-ES"/>
-        </w:rPr>
-        <w:t>verdat</w:t>
-      </w:r>
-      <w:proofErr w:type="spellEnd"/>
-      <w:r>
-        <w:rPr>
-          <w:lang w:val="es-ES"/>
-        </w:rPr>
-        <w:t xml:space="preserve"> por que </w:t>
-      </w:r>
-      <w:proofErr w:type="spellStart"/>
-      <w:r>
-        <w:rPr>
-          <w:lang w:val="es-ES"/>
-        </w:rPr>
-        <w:t>avemos</w:t>
-      </w:r>
-      <w:proofErr w:type="spellEnd"/>
-      <w:r>
-        <w:rPr>
-          <w:lang w:val="es-ES"/>
-        </w:rPr>
-        <w:t xml:space="preserve"> a ser salvos los que en el </w:t>
-      </w:r>
-      <w:proofErr w:type="spellStart"/>
-      <w:r>
-        <w:rPr>
+          <w:rFonts w:ascii="Brill" w:hAnsi="Brill"/>
+          <w:lang w:val="es-ES"/>
+        </w:rPr>
+        <w:t xml:space="preserve"> que es la verdat por que avemos a ser salvos los que en el </w:t>
+      </w:r>
+      <w:proofErr w:type="spellStart"/>
+      <w:r>
+        <w:rPr>
+          <w:rFonts w:ascii="Brill" w:hAnsi="Brill"/>
           <w:lang w:val="es-ES"/>
         </w:rPr>
         <w:t>creyermos</w:t>
@@ -313,6 +266,7 @@
       <w:proofErr w:type="spellEnd"/>
       <w:r>
         <w:rPr>
+          <w:rFonts w:ascii="Brill" w:hAnsi="Brill"/>
           <w:lang w:val="es-ES"/>
         </w:rPr>
         <w:t xml:space="preserve"> que de </w:t>
@@ -320,6 +274,7 @@
       <w:proofErr w:type="spellStart"/>
       <w:r>
         <w:rPr>
+          <w:rFonts w:ascii="Brill" w:hAnsi="Brill"/>
           <w:lang w:val="es-ES"/>
         </w:rPr>
         <w:t>alli</w:t>
@@ -327,6 +282,7 @@
       <w:proofErr w:type="spellEnd"/>
       <w:r>
         <w:rPr>
+          <w:rFonts w:ascii="Brill" w:hAnsi="Brill"/>
           <w:lang w:val="es-ES"/>
         </w:rPr>
         <w:t xml:space="preserve"> </w:t>
@@ -334,6 +290,7 @@
       <w:proofErr w:type="spellStart"/>
       <w:r>
         <w:rPr>
+          <w:rFonts w:ascii="Brill" w:hAnsi="Brill"/>
           <w:lang w:val="es-ES"/>
         </w:rPr>
         <w:t>alli</w:t>
@@ -341,27 +298,15 @@
       <w:proofErr w:type="spellEnd"/>
       <w:r>
         <w:rPr>
-          <w:lang w:val="es-ES"/>
-        </w:rPr>
-        <w:t xml:space="preserve"> se nos olvida </w:t>
-      </w:r>
-      <w:proofErr w:type="spellStart"/>
-      <w:r>
-        <w:rPr>
-          <w:lang w:val="es-ES"/>
-        </w:rPr>
-        <w:t>veyendo</w:t>
-      </w:r>
-      <w:proofErr w:type="spellEnd"/>
-      <w:r>
-        <w:rPr>
-          <w:lang w:val="es-ES"/>
-        </w:rPr>
-        <w:t xml:space="preserve"> lo de cada </w:t>
-      </w:r>
-      <w:proofErr w:type="spellStart"/>
-      <w:r>
-        <w:rPr>
+          <w:rFonts w:ascii="Brill" w:hAnsi="Brill"/>
+          <w:lang w:val="es-ES"/>
+        </w:rPr>
+        <w:t xml:space="preserve"> se nos olvida veyendo lo de cada </w:t>
+      </w:r>
+      <w:proofErr w:type="spellStart"/>
+      <w:r>
+        <w:rPr>
+          <w:rFonts w:ascii="Brill" w:hAnsi="Brill"/>
           <w:lang w:val="es-ES"/>
         </w:rPr>
         <w:t>dia</w:t>
@@ -369,27 +314,15 @@
       <w:proofErr w:type="spellEnd"/>
       <w:r>
         <w:rPr>
-          <w:lang w:val="es-ES"/>
-        </w:rPr>
-        <w:t xml:space="preserve"> por nuestros ojos non lo preciamos como </w:t>
-      </w:r>
-      <w:proofErr w:type="spellStart"/>
-      <w:r>
-        <w:rPr>
-          <w:lang w:val="es-ES"/>
-        </w:rPr>
-        <w:t>devemos</w:t>
-      </w:r>
-      <w:proofErr w:type="spellEnd"/>
-      <w:r>
-        <w:rPr>
-          <w:lang w:val="es-ES"/>
-        </w:rPr>
-        <w:t xml:space="preserve"> esto es por la natura mala que ha en </w:t>
-      </w:r>
-      <w:proofErr w:type="spellStart"/>
-      <w:r>
-        <w:rPr>
+          <w:rFonts w:ascii="Brill" w:hAnsi="Brill"/>
+          <w:lang w:val="es-ES"/>
+        </w:rPr>
+        <w:t xml:space="preserve"> por nuestros ojos non lo preciamos como devemos esto es por la natura mala que ha en </w:t>
+      </w:r>
+      <w:proofErr w:type="spellStart"/>
+      <w:r>
+        <w:rPr>
+          <w:rFonts w:ascii="Brill" w:hAnsi="Brill"/>
           <w:lang w:val="es-ES"/>
         </w:rPr>
         <w:t>si</w:t>
@@ -397,6 +330,7 @@
       <w:proofErr w:type="spellEnd"/>
       <w:r>
         <w:rPr>
+          <w:rFonts w:ascii="Brill" w:hAnsi="Brill"/>
           <w:lang w:val="es-ES"/>
         </w:rPr>
         <w:t xml:space="preserve"> que toman de lo que ve cada </w:t>
@@ -404,6 +338,7 @@
       <w:proofErr w:type="spellStart"/>
       <w:r>
         <w:rPr>
+          <w:rFonts w:ascii="Brill" w:hAnsi="Brill"/>
           <w:lang w:val="es-ES"/>
         </w:rPr>
         <w:t>dia</w:t>
@@ -411,6 +346,7 @@
       <w:proofErr w:type="spellEnd"/>
       <w:r>
         <w:rPr>
+          <w:rFonts w:ascii="Brill" w:hAnsi="Brill"/>
           <w:lang w:val="es-ES"/>
         </w:rPr>
         <w:t xml:space="preserve"> por sus ojos que </w:t>
@@ -418,6 +354,7 @@
       <w:proofErr w:type="spellStart"/>
       <w:r>
         <w:rPr>
+          <w:rFonts w:ascii="Brill" w:hAnsi="Brill"/>
           <w:lang w:val="es-ES"/>
         </w:rPr>
         <w:t>quando</w:t>
@@ -425,6 +362,7 @@
       <w:proofErr w:type="spellEnd"/>
       <w:r>
         <w:rPr>
+          <w:rFonts w:ascii="Brill" w:hAnsi="Brill"/>
           <w:lang w:val="es-ES"/>
         </w:rPr>
         <w:t xml:space="preserve"> lo ve primero </w:t>
@@ -432,6 +370,7 @@
       <w:proofErr w:type="spellStart"/>
       <w:r>
         <w:rPr>
+          <w:rFonts w:ascii="Brill" w:hAnsi="Brill"/>
           <w:lang w:val="es-ES"/>
         </w:rPr>
         <w:t>tien</w:t>
@@ -439,6 +378,7 @@
       <w:proofErr w:type="spellEnd"/>
       <w:r>
         <w:rPr>
+          <w:rFonts w:ascii="Brill" w:hAnsi="Brill"/>
           <w:lang w:val="es-ES"/>
         </w:rPr>
         <w:t xml:space="preserve"> lo por cosa </w:t>
@@ -446,6 +386,7 @@
       <w:proofErr w:type="spellStart"/>
       <w:r>
         <w:rPr>
+          <w:rFonts w:ascii="Brill" w:hAnsi="Brill"/>
           <w:lang w:val="es-ES"/>
         </w:rPr>
         <w:t>estrania</w:t>
@@ -453,6 +394,7 @@
       <w:proofErr w:type="spellEnd"/>
       <w:r>
         <w:rPr>
+          <w:rFonts w:ascii="Brill" w:hAnsi="Brill"/>
           <w:lang w:val="es-ES"/>
         </w:rPr>
         <w:t xml:space="preserve"> e maravilloso que </w:t>
@@ -460,6 +402,7 @@
       <w:proofErr w:type="spellStart"/>
       <w:r>
         <w:rPr>
+          <w:rFonts w:ascii="Brill" w:hAnsi="Brill"/>
           <w:lang w:val="es-ES"/>
         </w:rPr>
         <w:t>depues</w:t>
@@ -467,6 +410,7 @@
       <w:proofErr w:type="spellEnd"/>
       <w:r>
         <w:rPr>
+          <w:rFonts w:ascii="Brill" w:hAnsi="Brill"/>
           <w:lang w:val="es-ES"/>
         </w:rPr>
         <w:t xml:space="preserve"> que usa en ver lo cada </w:t>
@@ -474,6 +418,7 @@
       <w:proofErr w:type="spellStart"/>
       <w:r>
         <w:rPr>
+          <w:rFonts w:ascii="Brill" w:hAnsi="Brill"/>
           <w:lang w:val="es-ES"/>
         </w:rPr>
         <w:t>dia</w:t>
@@ -481,6 +426,7 @@
       <w:proofErr w:type="spellEnd"/>
       <w:r>
         <w:rPr>
+          <w:rFonts w:ascii="Brill" w:hAnsi="Brill"/>
           <w:lang w:val="es-ES"/>
         </w:rPr>
         <w:t xml:space="preserve"> un </w:t>
@@ -488,6 +434,7 @@
       <w:proofErr w:type="spellStart"/>
       <w:r>
         <w:rPr>
+          <w:rFonts w:ascii="Brill" w:hAnsi="Brill"/>
           <w:lang w:val="es-ES"/>
         </w:rPr>
         <w:t>dia</w:t>
@@ -495,6 +442,7 @@
       <w:proofErr w:type="spellEnd"/>
       <w:r>
         <w:rPr>
+          <w:rFonts w:ascii="Brill" w:hAnsi="Brill"/>
           <w:lang w:val="es-ES"/>
         </w:rPr>
         <w:t xml:space="preserve"> </w:t>
@@ -502,6 +450,7 @@
       <w:proofErr w:type="spellStart"/>
       <w:r>
         <w:rPr>
+          <w:rFonts w:ascii="Brill" w:hAnsi="Brill"/>
           <w:lang w:val="es-ES"/>
         </w:rPr>
         <w:t>pos</w:t>
@@ -509,6 +458,7 @@
       <w:proofErr w:type="spellEnd"/>
       <w:r>
         <w:rPr>
+          <w:rFonts w:ascii="Brill" w:hAnsi="Brill"/>
           <w:lang w:val="es-ES"/>
         </w:rPr>
         <w:t xml:space="preserve"> otro </w:t>
@@ -516,6 +466,7 @@
       <w:proofErr w:type="spellStart"/>
       <w:r>
         <w:rPr>
+          <w:rFonts w:ascii="Brill" w:hAnsi="Brill"/>
           <w:lang w:val="es-ES"/>
         </w:rPr>
         <w:t>tien</w:t>
@@ -523,6 +474,7 @@
       <w:proofErr w:type="spellEnd"/>
       <w:r>
         <w:rPr>
+          <w:rFonts w:ascii="Brill" w:hAnsi="Brill"/>
           <w:lang w:val="es-ES"/>
         </w:rPr>
         <w:t xml:space="preserve"> lo por cosa usada de cada </w:t>
@@ -530,6 +482,7 @@
       <w:proofErr w:type="spellStart"/>
       <w:r>
         <w:rPr>
+          <w:rFonts w:ascii="Brill" w:hAnsi="Brill"/>
           <w:lang w:val="es-ES"/>
         </w:rPr>
         <w:t>dia</w:t>
@@ -537,27 +490,15 @@
       <w:proofErr w:type="spellEnd"/>
       <w:r>
         <w:rPr>
-          <w:lang w:val="es-ES"/>
-        </w:rPr>
-        <w:t xml:space="preserve"> por eso fallamos una palabra que </w:t>
-      </w:r>
-      <w:proofErr w:type="spellStart"/>
-      <w:r>
-        <w:rPr>
-          <w:lang w:val="es-ES"/>
-        </w:rPr>
-        <w:t>dize</w:t>
-      </w:r>
-      <w:proofErr w:type="spellEnd"/>
-      <w:r>
-        <w:rPr>
-          <w:lang w:val="es-ES"/>
-        </w:rPr>
-        <w:t xml:space="preserve"> en la escritura que fue dicha por boca del rey </w:t>
-      </w:r>
-      <w:proofErr w:type="spellStart"/>
-      <w:r>
-        <w:rPr>
+          <w:rFonts w:ascii="Brill" w:hAnsi="Brill"/>
+          <w:lang w:val="es-ES"/>
+        </w:rPr>
+        <w:t xml:space="preserve"> por eso fallamos una palabra que dize en la escritura que fue dicha por boca del rey </w:t>
+      </w:r>
+      <w:proofErr w:type="spellStart"/>
+      <w:r>
+        <w:rPr>
+          <w:rFonts w:ascii="Brill" w:hAnsi="Brill"/>
           <w:lang w:val="es-ES"/>
         </w:rPr>
         <w:t>Salamon</w:t>
@@ -565,6 +506,7 @@
       <w:proofErr w:type="spellEnd"/>
       <w:r>
         <w:rPr>
+          <w:rFonts w:ascii="Brill" w:hAnsi="Brill"/>
           <w:lang w:val="es-ES"/>
         </w:rPr>
         <w:t xml:space="preserve"> </w:t>
@@ -572,6 +514,7 @@
       <w:proofErr w:type="spellStart"/>
       <w:r>
         <w:rPr>
+          <w:rFonts w:ascii="Brill" w:hAnsi="Brill"/>
           <w:color w:val="E97132" w:themeColor="accent2"/>
           <w:lang w:val="es-ES"/>
         </w:rPr>
@@ -580,6 +523,7 @@
       <w:proofErr w:type="spellEnd"/>
       <w:r>
         <w:rPr>
+          <w:rFonts w:ascii="Brill" w:hAnsi="Brill"/>
           <w:color w:val="E97132" w:themeColor="accent2"/>
           <w:lang w:val="es-ES"/>
         </w:rPr>
@@ -588,6 +532,7 @@
       <w:proofErr w:type="spellStart"/>
       <w:r>
         <w:rPr>
+          <w:rFonts w:ascii="Brill" w:hAnsi="Brill"/>
           <w:color w:val="E97132" w:themeColor="accent2"/>
           <w:lang w:val="es-ES"/>
         </w:rPr>
@@ -596,6 +541,7 @@
       <w:proofErr w:type="spellEnd"/>
       <w:r>
         <w:rPr>
+          <w:rFonts w:ascii="Brill" w:hAnsi="Brill"/>
           <w:color w:val="E97132" w:themeColor="accent2"/>
           <w:lang w:val="es-ES"/>
         </w:rPr>
@@ -604,6 +550,7 @@
       <w:proofErr w:type="spellStart"/>
       <w:r>
         <w:rPr>
+          <w:rFonts w:ascii="Brill" w:hAnsi="Brill"/>
           <w:color w:val="E97132" w:themeColor="accent2"/>
           <w:lang w:val="es-ES"/>
         </w:rPr>
@@ -612,6 +559,87 @@
       <w:proofErr w:type="spellEnd"/>
       <w:r>
         <w:rPr>
+          <w:rFonts w:ascii="Brill" w:hAnsi="Brill"/>
+          <w:lang w:val="es-ES"/>
+        </w:rPr>
+        <w:t xml:space="preserve"> que quier dezir que todo cosa que se faz non a menudo de cada </w:t>
+      </w:r>
+      <w:proofErr w:type="spellStart"/>
+      <w:r>
+        <w:rPr>
+          <w:rFonts w:ascii="Brill" w:hAnsi="Brill"/>
+          <w:lang w:val="es-ES"/>
+        </w:rPr>
+        <w:t>dia</w:t>
+      </w:r>
+      <w:proofErr w:type="spellEnd"/>
+      <w:r>
+        <w:rPr>
+          <w:rFonts w:ascii="Brill" w:hAnsi="Brill"/>
+          <w:lang w:val="es-ES"/>
+        </w:rPr>
+        <w:t xml:space="preserve"> es preciada pues por esta </w:t>
+      </w:r>
+      <w:proofErr w:type="spellStart"/>
+      <w:r>
+        <w:rPr>
+          <w:rFonts w:ascii="Brill" w:hAnsi="Brill"/>
+          <w:lang w:val="es-ES"/>
+        </w:rPr>
+        <w:t>razon</w:t>
+      </w:r>
+      <w:proofErr w:type="spellEnd"/>
+      <w:r>
+        <w:rPr>
+          <w:rFonts w:ascii="Brill" w:hAnsi="Brill"/>
+          <w:lang w:val="es-ES"/>
+        </w:rPr>
+        <w:t xml:space="preserve"> </w:t>
+      </w:r>
+      <w:proofErr w:type="spellStart"/>
+      <w:r>
+        <w:rPr>
+          <w:rFonts w:ascii="Brill" w:hAnsi="Brill"/>
+          <w:lang w:val="es-ES"/>
+        </w:rPr>
+        <w:t>mio</w:t>
+      </w:r>
+      <w:proofErr w:type="spellEnd"/>
+      <w:r>
+        <w:rPr>
+          <w:rFonts w:ascii="Brill" w:hAnsi="Brill"/>
+          <w:lang w:val="es-ES"/>
+        </w:rPr>
+        <w:t xml:space="preserve"> fijo pues quiso el nuestro señor </w:t>
+      </w:r>
+      <w:proofErr w:type="spellStart"/>
+      <w:r>
+        <w:rPr>
+          <w:rFonts w:ascii="Brill" w:hAnsi="Brill"/>
+          <w:lang w:val="es-ES"/>
+        </w:rPr>
+        <w:t>levar</w:t>
+      </w:r>
+      <w:proofErr w:type="spellEnd"/>
+      <w:r>
+        <w:rPr>
+          <w:rFonts w:ascii="Brill" w:hAnsi="Brill"/>
+          <w:lang w:val="es-ES"/>
+        </w:rPr>
+        <w:t xml:space="preserve"> consigo el su cuerpo el </w:t>
+      </w:r>
+      <w:proofErr w:type="spellStart"/>
+      <w:r>
+        <w:rPr>
+          <w:rFonts w:ascii="Brill" w:hAnsi="Brill"/>
+          <w:lang w:val="es-ES"/>
+        </w:rPr>
+        <w:t>dia</w:t>
+      </w:r>
+      <w:proofErr w:type="spellEnd"/>
+      <w:r>
+        <w:rPr>
+          <w:rFonts w:ascii="Brill" w:hAnsi="Brill"/>
           <w:lang w:val="es-ES"/>
         </w:rPr>
         <w:t xml:space="preserve"> que </w:t>
@@ -619,13 +647,317 @@
       <w:proofErr w:type="spellStart"/>
       <w:r>
         <w:rPr>
-          <w:lang w:val="es-ES"/>
-        </w:rPr>
-        <w:t>quier</w:t>
-      </w:r>
-      <w:proofErr w:type="spellEnd"/>
-      <w:r>
-        <w:rPr>
+          <w:rFonts w:ascii="Brill" w:hAnsi="Brill"/>
+          <w:lang w:val="es-ES"/>
+        </w:rPr>
+        <w:t>sobio</w:t>
+      </w:r>
+      <w:proofErr w:type="spellEnd"/>
+      <w:r>
+        <w:rPr>
+          <w:rFonts w:ascii="Brill" w:hAnsi="Brill"/>
+          <w:lang w:val="es-ES"/>
+        </w:rPr>
+        <w:t xml:space="preserve"> al cielo cada dos vegadas nos quiso el provar que precio le </w:t>
+      </w:r>
+      <w:proofErr w:type="spellStart"/>
+      <w:r>
+        <w:rPr>
+          <w:rFonts w:ascii="Brill" w:hAnsi="Brill"/>
+          <w:lang w:val="es-ES"/>
+        </w:rPr>
+        <w:t>poniamos</w:t>
+      </w:r>
+      <w:proofErr w:type="spellEnd"/>
+      <w:r>
+        <w:rPr>
+          <w:rFonts w:ascii="Brill" w:hAnsi="Brill"/>
+          <w:lang w:val="es-ES"/>
+        </w:rPr>
+        <w:t xml:space="preserve"> la primera fue </w:t>
+      </w:r>
+      <w:proofErr w:type="spellStart"/>
+      <w:r>
+        <w:rPr>
+          <w:rFonts w:ascii="Brill" w:hAnsi="Brill"/>
+          <w:lang w:val="es-ES"/>
+        </w:rPr>
+        <w:t>quando</w:t>
+      </w:r>
+      <w:proofErr w:type="spellEnd"/>
+      <w:r>
+        <w:rPr>
+          <w:rFonts w:ascii="Brill" w:hAnsi="Brill"/>
+          <w:lang w:val="es-ES"/>
+        </w:rPr>
+        <w:t xml:space="preserve"> gelo apreciaron muy mal e lo </w:t>
+      </w:r>
+      <w:proofErr w:type="spellStart"/>
+      <w:r>
+        <w:rPr>
+          <w:rFonts w:ascii="Brill" w:hAnsi="Brill"/>
+          <w:lang w:val="es-ES"/>
+        </w:rPr>
+        <w:t>vendioron</w:t>
+      </w:r>
+      <w:proofErr w:type="spellEnd"/>
+      <w:r>
+        <w:rPr>
+          <w:rFonts w:ascii="Brill" w:hAnsi="Brill"/>
+          <w:lang w:val="es-ES"/>
+        </w:rPr>
+        <w:t xml:space="preserve"> por </w:t>
+      </w:r>
+      <w:r>
+        <w:rPr>
+          <w:rFonts w:ascii="Brill" w:hAnsi="Brill"/>
+          <w:lang w:val="es-ES"/>
+        </w:rPr>
+        <w:t>treinta</w:t>
+      </w:r>
+      <w:r>
+        <w:rPr>
+          <w:rFonts w:ascii="Brill" w:hAnsi="Brill"/>
+          <w:lang w:val="es-ES"/>
+        </w:rPr>
+        <w:t xml:space="preserve"> dineros de </w:t>
+      </w:r>
+      <w:proofErr w:type="spellStart"/>
+      <w:r>
+        <w:rPr>
+          <w:rFonts w:ascii="Brill" w:hAnsi="Brill"/>
+          <w:lang w:val="es-ES"/>
+        </w:rPr>
+        <w:t>prata</w:t>
+      </w:r>
+      <w:proofErr w:type="spellEnd"/>
+      <w:r>
+        <w:rPr>
+          <w:rFonts w:ascii="Brill" w:hAnsi="Brill"/>
+          <w:lang w:val="es-ES"/>
+        </w:rPr>
+        <w:t xml:space="preserve"> la segunda nos quiso </w:t>
+      </w:r>
+      <w:proofErr w:type="spellStart"/>
+      <w:r>
+        <w:rPr>
+          <w:rFonts w:ascii="Brill" w:hAnsi="Brill"/>
+          <w:lang w:val="es-ES"/>
+        </w:rPr>
+        <w:t>dexar</w:t>
+      </w:r>
+      <w:proofErr w:type="spellEnd"/>
+      <w:r>
+        <w:rPr>
+          <w:rFonts w:ascii="Brill" w:hAnsi="Brill"/>
+          <w:lang w:val="es-ES"/>
+        </w:rPr>
+        <w:t xml:space="preserve"> el pan </w:t>
+      </w:r>
+      <w:proofErr w:type="spellStart"/>
+      <w:r>
+        <w:rPr>
+          <w:rFonts w:ascii="Brill" w:hAnsi="Brill"/>
+          <w:lang w:val="es-ES"/>
+        </w:rPr>
+        <w:t>bendicho</w:t>
+      </w:r>
+      <w:proofErr w:type="spellEnd"/>
+      <w:r>
+        <w:rPr>
+          <w:rFonts w:ascii="Brill" w:hAnsi="Brill"/>
+          <w:lang w:val="es-ES"/>
+        </w:rPr>
+        <w:t xml:space="preserve"> consagrado en </w:t>
+      </w:r>
+      <w:proofErr w:type="spellStart"/>
+      <w:r>
+        <w:rPr>
+          <w:rFonts w:ascii="Brill" w:hAnsi="Brill"/>
+          <w:lang w:val="es-ES"/>
+        </w:rPr>
+        <w:t>remenbrança</w:t>
+      </w:r>
+      <w:proofErr w:type="spellEnd"/>
+      <w:r>
+        <w:rPr>
+          <w:rFonts w:ascii="Brill" w:hAnsi="Brill"/>
+          <w:lang w:val="es-ES"/>
+        </w:rPr>
+        <w:t xml:space="preserve"> de si por nos provar a cada uno que precio </w:t>
+      </w:r>
+      <w:proofErr w:type="spellStart"/>
+      <w:r>
+        <w:rPr>
+          <w:rFonts w:ascii="Brill" w:hAnsi="Brill"/>
+          <w:lang w:val="es-ES"/>
+        </w:rPr>
+        <w:t>porniemos</w:t>
+      </w:r>
+      <w:proofErr w:type="spellEnd"/>
+      <w:r>
+        <w:rPr>
+          <w:rFonts w:ascii="Brill" w:hAnsi="Brill"/>
+          <w:lang w:val="es-ES"/>
+        </w:rPr>
+        <w:t xml:space="preserve"> en </w:t>
+      </w:r>
+      <w:proofErr w:type="spellStart"/>
+      <w:r>
+        <w:rPr>
+          <w:rFonts w:ascii="Brill" w:hAnsi="Brill"/>
+          <w:lang w:val="es-ES"/>
+        </w:rPr>
+        <w:t>crer</w:t>
+      </w:r>
+      <w:proofErr w:type="spellEnd"/>
+      <w:r>
+        <w:rPr>
+          <w:rFonts w:ascii="Brill" w:hAnsi="Brill"/>
+          <w:lang w:val="es-ES"/>
+        </w:rPr>
+        <w:t xml:space="preserve"> por el </w:t>
+      </w:r>
+      <w:proofErr w:type="spellStart"/>
+      <w:r>
+        <w:rPr>
+          <w:rFonts w:ascii="Brill" w:hAnsi="Brill"/>
+          <w:lang w:val="es-ES"/>
+        </w:rPr>
+        <w:t>e</w:t>
+      </w:r>
+      <w:proofErr w:type="spellEnd"/>
+      <w:r>
+        <w:rPr>
+          <w:rFonts w:ascii="Brill" w:hAnsi="Brill"/>
+          <w:lang w:val="es-ES"/>
+        </w:rPr>
+        <w:t xml:space="preserve"> en amar lo </w:t>
+      </w:r>
+      <w:proofErr w:type="spellStart"/>
+      <w:r>
+        <w:rPr>
+          <w:rFonts w:ascii="Brill" w:hAnsi="Brill"/>
+          <w:lang w:val="es-ES"/>
+        </w:rPr>
+        <w:t>e</w:t>
+      </w:r>
+      <w:proofErr w:type="spellEnd"/>
+      <w:r>
+        <w:rPr>
+          <w:rFonts w:ascii="Brill" w:hAnsi="Brill"/>
+          <w:lang w:val="es-ES"/>
+        </w:rPr>
+        <w:t xml:space="preserve"> en fiar por el e </w:t>
+      </w:r>
+      <w:proofErr w:type="spellStart"/>
+      <w:r>
+        <w:rPr>
+          <w:rFonts w:ascii="Brill" w:hAnsi="Brill"/>
+          <w:lang w:val="es-ES"/>
+        </w:rPr>
+        <w:t>desi</w:t>
+      </w:r>
+      <w:proofErr w:type="spellEnd"/>
+      <w:r>
+        <w:rPr>
+          <w:rFonts w:ascii="Brill" w:hAnsi="Brill"/>
+          <w:lang w:val="es-ES"/>
+        </w:rPr>
+        <w:t xml:space="preserve"> encima en temer lo ca estas tres cosas que te dixe ante d esta se encierran en esta postremera que es el temer lo ca la primera que te dixe de </w:t>
+      </w:r>
+      <w:proofErr w:type="spellStart"/>
+      <w:r>
+        <w:rPr>
+          <w:rFonts w:ascii="Brill" w:hAnsi="Brill"/>
+          <w:lang w:val="es-ES"/>
+        </w:rPr>
+        <w:t>crer</w:t>
+      </w:r>
+      <w:proofErr w:type="spellEnd"/>
+      <w:r>
+        <w:rPr>
+          <w:rFonts w:ascii="Brill" w:hAnsi="Brill"/>
+          <w:lang w:val="es-ES"/>
+        </w:rPr>
+        <w:t xml:space="preserve"> por </w:t>
+      </w:r>
+      <w:proofErr w:type="spellStart"/>
+      <w:r>
+        <w:rPr>
+          <w:rFonts w:ascii="Brill" w:hAnsi="Brill"/>
+          <w:lang w:val="es-ES"/>
+        </w:rPr>
+        <w:t>el</w:t>
+      </w:r>
+      <w:proofErr w:type="spellEnd"/>
+      <w:r>
+        <w:rPr>
+          <w:rFonts w:ascii="Brill" w:hAnsi="Brill"/>
+          <w:lang w:val="es-ES"/>
+        </w:rPr>
+        <w:t xml:space="preserve"> sabe que </w:t>
+      </w:r>
+      <w:proofErr w:type="spellStart"/>
+      <w:r>
+        <w:rPr>
+          <w:rFonts w:ascii="Brill" w:hAnsi="Brill"/>
+          <w:lang w:val="es-ES"/>
+        </w:rPr>
+        <w:t>crencia</w:t>
+      </w:r>
+      <w:proofErr w:type="spellEnd"/>
+      <w:r>
+        <w:rPr>
+          <w:rFonts w:ascii="Brill" w:hAnsi="Brill"/>
+          <w:lang w:val="es-ES"/>
+        </w:rPr>
+        <w:t xml:space="preserve"> non puede y ser arraigada si temor y non ha ca el temor trae al ombre a aver miedo que es aquello </w:t>
+      </w:r>
+      <w:proofErr w:type="spellStart"/>
+      <w:r>
+        <w:rPr>
+          <w:rFonts w:ascii="Brill" w:hAnsi="Brill"/>
+          <w:lang w:val="es-ES"/>
+        </w:rPr>
+        <w:t>por que</w:t>
+      </w:r>
+      <w:proofErr w:type="spellEnd"/>
+      <w:r>
+        <w:rPr>
+          <w:rFonts w:ascii="Brill" w:hAnsi="Brill"/>
+          <w:lang w:val="es-ES"/>
+        </w:rPr>
+        <w:t xml:space="preserve"> puede ser salvo o perdido otro si la segunda cosa es el amor e esto tan bien tañe a los señores terrenales como a dios que todo gran señor a de aver esta dos cosas en </w:t>
+      </w:r>
+      <w:proofErr w:type="spellStart"/>
+      <w:r>
+        <w:rPr>
+          <w:rFonts w:ascii="Brill" w:hAnsi="Brill"/>
+          <w:lang w:val="es-ES"/>
+        </w:rPr>
+        <w:t>si</w:t>
+      </w:r>
+      <w:proofErr w:type="spellEnd"/>
+      <w:r>
+        <w:rPr>
+          <w:rFonts w:ascii="Brill" w:hAnsi="Brill"/>
+          <w:lang w:val="es-ES"/>
+        </w:rPr>
+        <w:t xml:space="preserve"> que lo teman e que lo amen ca estas dos cosas an de andar de consuno e non val nada la una sin la otra e </w:t>
+      </w:r>
+      <w:proofErr w:type="spellStart"/>
+      <w:r>
+        <w:rPr>
+          <w:rFonts w:ascii="Brill" w:hAnsi="Brill"/>
+          <w:lang w:val="es-ES"/>
+        </w:rPr>
+        <w:t>quando</w:t>
+      </w:r>
+      <w:proofErr w:type="spellEnd"/>
+      <w:r>
+        <w:rPr>
+          <w:rFonts w:ascii="Brill" w:hAnsi="Brill"/>
           <w:lang w:val="es-ES"/>
         </w:rPr>
         <w:t xml:space="preserve"> </w:t>
@@ -633,34 +965,87 @@
       <w:proofErr w:type="spellStart"/>
       <w:r>
         <w:rPr>
-          <w:lang w:val="es-ES"/>
-        </w:rPr>
-        <w:t>dezir</w:t>
-      </w:r>
-      <w:proofErr w:type="spellEnd"/>
-      <w:r>
-        <w:rPr>
-          <w:lang w:val="es-ES"/>
-        </w:rPr>
-        <w:t xml:space="preserve"> que todo cosa que se faz non a menudo de cada </w:t>
-      </w:r>
-      <w:proofErr w:type="spellStart"/>
-      <w:r>
-        <w:rPr>
-          <w:lang w:val="es-ES"/>
-        </w:rPr>
-        <w:t>dia</w:t>
-      </w:r>
-      <w:proofErr w:type="spellEnd"/>
-      <w:r>
-        <w:rPr>
-          <w:lang w:val="es-ES"/>
-        </w:rPr>
-        <w:t xml:space="preserve"> es preciada pues por esta </w:t>
-      </w:r>
-      <w:proofErr w:type="spellStart"/>
-      <w:r>
-        <w:rPr>
+          <w:rFonts w:ascii="Brill" w:hAnsi="Brill"/>
+          <w:lang w:val="es-ES"/>
+        </w:rPr>
+        <w:t>anbas</w:t>
+      </w:r>
+      <w:proofErr w:type="spellEnd"/>
+      <w:r>
+        <w:rPr>
+          <w:rFonts w:ascii="Brill" w:hAnsi="Brill"/>
+          <w:lang w:val="es-ES"/>
+        </w:rPr>
+        <w:t xml:space="preserve"> estas cosas son de consuno el señor es </w:t>
+      </w:r>
+      <w:proofErr w:type="spellStart"/>
+      <w:r>
+        <w:rPr>
+          <w:rFonts w:ascii="Brill" w:hAnsi="Brill"/>
+          <w:lang w:val="es-ES"/>
+        </w:rPr>
+        <w:t>qual</w:t>
+      </w:r>
+      <w:proofErr w:type="spellEnd"/>
+      <w:r>
+        <w:rPr>
+          <w:rFonts w:ascii="Brill" w:hAnsi="Brill"/>
+          <w:lang w:val="es-ES"/>
+        </w:rPr>
+        <w:t xml:space="preserve"> deve ser e fazen los ombres lo que deven fazer la tercera cosa es la </w:t>
+      </w:r>
+      <w:proofErr w:type="spellStart"/>
+      <w:r>
+        <w:rPr>
+          <w:rFonts w:ascii="Brill" w:hAnsi="Brill"/>
+          <w:lang w:val="es-ES"/>
+        </w:rPr>
+        <w:t>fiança</w:t>
+      </w:r>
+      <w:proofErr w:type="spellEnd"/>
+      <w:r>
+        <w:rPr>
+          <w:rFonts w:ascii="Brill" w:hAnsi="Brill"/>
+          <w:lang w:val="es-ES"/>
+        </w:rPr>
+        <w:t xml:space="preserve"> e nunca ombre la puede aver que sea bona sin temor que por aquello en que ha </w:t>
+      </w:r>
+      <w:proofErr w:type="spellStart"/>
+      <w:r>
+        <w:rPr>
+          <w:rFonts w:ascii="Brill" w:hAnsi="Brill"/>
+          <w:lang w:val="es-ES"/>
+        </w:rPr>
+        <w:t>fiança</w:t>
+      </w:r>
+      <w:proofErr w:type="spellEnd"/>
+      <w:r>
+        <w:rPr>
+          <w:rFonts w:ascii="Brill" w:hAnsi="Brill"/>
+          <w:lang w:val="es-ES"/>
+        </w:rPr>
+        <w:t xml:space="preserve"> </w:t>
+      </w:r>
+      <w:proofErr w:type="spellStart"/>
+      <w:r>
+        <w:rPr>
+          <w:rFonts w:ascii="Brill" w:hAnsi="Brill"/>
+          <w:lang w:val="es-ES"/>
+        </w:rPr>
+        <w:t>a</w:t>
+      </w:r>
+      <w:proofErr w:type="spellEnd"/>
+      <w:r>
+        <w:rPr>
+          <w:rFonts w:ascii="Brill" w:hAnsi="Brill"/>
+          <w:lang w:val="es-ES"/>
+        </w:rPr>
+        <w:t xml:space="preserve"> de ser salvo o perdido e por esta </w:t>
+      </w:r>
+      <w:proofErr w:type="spellStart"/>
+      <w:r>
+        <w:rPr>
+          <w:rFonts w:ascii="Brill" w:hAnsi="Brill"/>
           <w:lang w:val="es-ES"/>
         </w:rPr>
         <w:t>razon</w:t>
@@ -668,6 +1053,23 @@
       <w:proofErr w:type="spellEnd"/>
       <w:r>
         <w:rPr>
+          <w:rFonts w:ascii="Brill" w:hAnsi="Brill"/>
+          <w:lang w:val="es-ES"/>
+        </w:rPr>
+        <w:t xml:space="preserve"> d este precio </w:t>
+      </w:r>
+      <w:proofErr w:type="spellStart"/>
+      <w:r>
+        <w:rPr>
+          <w:rFonts w:ascii="Brill" w:hAnsi="Brill"/>
+          <w:lang w:val="es-ES"/>
+        </w:rPr>
+        <w:t>qu</w:t>
+      </w:r>
+      <w:proofErr w:type="spellEnd"/>
+      <w:r>
+        <w:rPr>
+          <w:rFonts w:ascii="Brill" w:hAnsi="Brill"/>
           <w:lang w:val="es-ES"/>
         </w:rPr>
         <w:t xml:space="preserve"> </w:t>
@@ -675,41 +1077,191 @@
       <w:proofErr w:type="spellStart"/>
       <w:r>
         <w:rPr>
-          <w:lang w:val="es-ES"/>
-        </w:rPr>
-        <w:t>mio</w:t>
-      </w:r>
-      <w:proofErr w:type="spellEnd"/>
-      <w:r>
-        <w:rPr>
-          <w:lang w:val="es-ES"/>
-        </w:rPr>
-        <w:t xml:space="preserve"> fijo pues quiso el nuestro señor </w:t>
-      </w:r>
-      <w:proofErr w:type="spellStart"/>
-      <w:r>
-        <w:rPr>
-          <w:lang w:val="es-ES"/>
-        </w:rPr>
-        <w:t>levar</w:t>
-      </w:r>
-      <w:proofErr w:type="spellEnd"/>
-      <w:r>
-        <w:rPr>
-          <w:lang w:val="es-ES"/>
-        </w:rPr>
-        <w:t xml:space="preserve"> consigo el su cuerpo el </w:t>
-      </w:r>
-      <w:proofErr w:type="spellStart"/>
-      <w:r>
-        <w:rPr>
-          <w:lang w:val="es-ES"/>
-        </w:rPr>
-        <w:t>dia</w:t>
-      </w:r>
-      <w:proofErr w:type="spellEnd"/>
-      <w:r>
-        <w:rPr>
+          <w:rFonts w:ascii="Brill" w:hAnsi="Brill"/>
+          <w:lang w:val="es-ES"/>
+        </w:rPr>
+        <w:t>el</w:t>
+      </w:r>
+      <w:proofErr w:type="spellEnd"/>
+      <w:r>
+        <w:rPr>
+          <w:rFonts w:ascii="Brill" w:hAnsi="Brill"/>
+          <w:lang w:val="es-ES"/>
+        </w:rPr>
+        <w:t xml:space="preserve"> quiso poner al su cuerpo que se consagra sobre el santo altar segund te ya dixe fallamos que dixo el nuestro señor a santo Tomas </w:t>
+      </w:r>
+      <w:proofErr w:type="spellStart"/>
+      <w:r>
+        <w:rPr>
+          <w:rFonts w:ascii="Brill" w:hAnsi="Brill"/>
+          <w:lang w:val="es-ES"/>
+        </w:rPr>
+        <w:t>apostol</w:t>
+      </w:r>
+      <w:proofErr w:type="spellEnd"/>
+      <w:r>
+        <w:rPr>
+          <w:rFonts w:ascii="Brill" w:hAnsi="Brill"/>
+          <w:lang w:val="es-ES"/>
+        </w:rPr>
+        <w:t xml:space="preserve"> </w:t>
+      </w:r>
+      <w:proofErr w:type="spellStart"/>
+      <w:r>
+        <w:rPr>
+          <w:rFonts w:ascii="Brill" w:hAnsi="Brill"/>
+          <w:lang w:val="es-ES"/>
+        </w:rPr>
+        <w:t>veyestime</w:t>
+      </w:r>
+      <w:proofErr w:type="spellEnd"/>
+      <w:r>
+        <w:rPr>
+          <w:rFonts w:ascii="Brill" w:hAnsi="Brill"/>
+          <w:lang w:val="es-ES"/>
+        </w:rPr>
+        <w:t xml:space="preserve"> e </w:t>
+      </w:r>
+      <w:proofErr w:type="spellStart"/>
+      <w:r>
+        <w:rPr>
+          <w:rFonts w:ascii="Brill" w:hAnsi="Brill"/>
+          <w:lang w:val="es-ES"/>
+        </w:rPr>
+        <w:t>creiste</w:t>
+      </w:r>
+      <w:proofErr w:type="spellEnd"/>
+      <w:r>
+        <w:rPr>
+          <w:rFonts w:ascii="Brill" w:hAnsi="Brill"/>
+          <w:lang w:val="es-ES"/>
+        </w:rPr>
+        <w:t xml:space="preserve"> en mi bien aventurados </w:t>
+      </w:r>
+      <w:proofErr w:type="spellStart"/>
+      <w:r>
+        <w:rPr>
+          <w:rFonts w:ascii="Brill" w:hAnsi="Brill"/>
+          <w:lang w:val="es-ES"/>
+        </w:rPr>
+        <w:t>seran</w:t>
+      </w:r>
+      <w:proofErr w:type="spellEnd"/>
+      <w:r>
+        <w:rPr>
+          <w:rFonts w:ascii="Brill" w:hAnsi="Brill"/>
+          <w:lang w:val="es-ES"/>
+        </w:rPr>
+        <w:t xml:space="preserve"> los que me non </w:t>
+      </w:r>
+      <w:proofErr w:type="spellStart"/>
+      <w:r>
+        <w:rPr>
+          <w:rFonts w:ascii="Brill" w:hAnsi="Brill"/>
+          <w:lang w:val="es-ES"/>
+        </w:rPr>
+        <w:t>veran</w:t>
+      </w:r>
+      <w:proofErr w:type="spellEnd"/>
+      <w:r>
+        <w:rPr>
+          <w:rFonts w:ascii="Brill" w:hAnsi="Brill"/>
+          <w:lang w:val="es-ES"/>
+        </w:rPr>
+        <w:t xml:space="preserve"> e me </w:t>
+      </w:r>
+      <w:proofErr w:type="spellStart"/>
+      <w:r>
+        <w:rPr>
+          <w:rFonts w:ascii="Brill" w:hAnsi="Brill"/>
+          <w:lang w:val="es-ES"/>
+        </w:rPr>
+        <w:t>creeran</w:t>
+      </w:r>
+      <w:proofErr w:type="spellEnd"/>
+      <w:r>
+        <w:rPr>
+          <w:rFonts w:ascii="Brill" w:hAnsi="Brill"/>
+          <w:lang w:val="es-ES"/>
+        </w:rPr>
+        <w:t xml:space="preserve"> e agora quiero que sepas en esto que mucho </w:t>
+      </w:r>
+      <w:proofErr w:type="spellStart"/>
+      <w:r>
+        <w:rPr>
+          <w:rFonts w:ascii="Brill" w:hAnsi="Brill"/>
+          <w:lang w:val="es-ES"/>
+        </w:rPr>
+        <w:t>mas</w:t>
+      </w:r>
+      <w:proofErr w:type="spellEnd"/>
+      <w:r>
+        <w:rPr>
+          <w:rFonts w:ascii="Brill" w:hAnsi="Brill"/>
+          <w:lang w:val="es-ES"/>
+        </w:rPr>
+        <w:t xml:space="preserve"> gradece dios al ombre en </w:t>
+      </w:r>
+      <w:proofErr w:type="spellStart"/>
+      <w:r>
+        <w:rPr>
+          <w:rFonts w:ascii="Brill" w:hAnsi="Brill"/>
+          <w:lang w:val="es-ES"/>
+        </w:rPr>
+        <w:t>crer</w:t>
+      </w:r>
+      <w:proofErr w:type="spellEnd"/>
+      <w:r>
+        <w:rPr>
+          <w:rFonts w:ascii="Brill" w:hAnsi="Brill"/>
+          <w:lang w:val="es-ES"/>
+        </w:rPr>
+        <w:t xml:space="preserve"> </w:t>
+      </w:r>
+      <w:proofErr w:type="spellStart"/>
+      <w:r>
+        <w:rPr>
+          <w:rFonts w:ascii="Brill" w:hAnsi="Brill"/>
+          <w:lang w:val="es-ES"/>
+        </w:rPr>
+        <w:t>qu</w:t>
+      </w:r>
+      <w:proofErr w:type="spellEnd"/>
+      <w:r>
+        <w:rPr>
+          <w:rFonts w:ascii="Brill" w:hAnsi="Brill"/>
+          <w:lang w:val="es-ES"/>
+        </w:rPr>
+        <w:t xml:space="preserve"> el su cuerpo es aquel que se consagra sobre el altar verdadero e sin ninguna duda que si el </w:t>
+      </w:r>
+      <w:proofErr w:type="spellStart"/>
+      <w:r>
+        <w:rPr>
+          <w:rFonts w:ascii="Brill" w:hAnsi="Brill"/>
+          <w:lang w:val="es-ES"/>
+        </w:rPr>
+        <w:t>andodiese</w:t>
+      </w:r>
+      <w:proofErr w:type="spellEnd"/>
+      <w:r>
+        <w:rPr>
+          <w:rFonts w:ascii="Brill" w:hAnsi="Brill"/>
+          <w:lang w:val="es-ES"/>
+        </w:rPr>
+        <w:t xml:space="preserve"> por la tierra e lo aguardasen como aguardaron los </w:t>
+      </w:r>
+      <w:proofErr w:type="spellStart"/>
+      <w:r>
+        <w:rPr>
+          <w:rFonts w:ascii="Brill" w:hAnsi="Brill"/>
+          <w:lang w:val="es-ES"/>
+        </w:rPr>
+        <w:t>apostoles</w:t>
+      </w:r>
+      <w:proofErr w:type="spellEnd"/>
+      <w:r>
+        <w:rPr>
+          <w:rFonts w:ascii="Brill" w:hAnsi="Brill"/>
           <w:lang w:val="es-ES"/>
         </w:rPr>
         <w:t xml:space="preserve"> que </w:t>
@@ -717,48 +1269,39 @@
       <w:proofErr w:type="spellStart"/>
       <w:r>
         <w:rPr>
-          <w:lang w:val="es-ES"/>
-        </w:rPr>
-        <w:t>sobio</w:t>
-      </w:r>
-      <w:proofErr w:type="spellEnd"/>
-      <w:r>
-        <w:rPr>
-          <w:lang w:val="es-ES"/>
-        </w:rPr>
-        <w:t xml:space="preserve"> al cielo cada dos vegadas nos quiso el </w:t>
-      </w:r>
-      <w:proofErr w:type="spellStart"/>
-      <w:r>
-        <w:rPr>
-          <w:lang w:val="es-ES"/>
-        </w:rPr>
-        <w:t>provar</w:t>
-      </w:r>
-      <w:proofErr w:type="spellEnd"/>
-      <w:r>
-        <w:rPr>
-          <w:lang w:val="es-ES"/>
-        </w:rPr>
-        <w:t xml:space="preserve"> que precio le </w:t>
-      </w:r>
-      <w:proofErr w:type="spellStart"/>
-      <w:r>
-        <w:rPr>
-          <w:lang w:val="es-ES"/>
-        </w:rPr>
-        <w:t>poniamos</w:t>
-      </w:r>
-      <w:proofErr w:type="spellEnd"/>
-      <w:r>
-        <w:rPr>
-          <w:lang w:val="es-ES"/>
-        </w:rPr>
-        <w:t xml:space="preserve"> la primera fue </w:t>
-      </w:r>
-      <w:proofErr w:type="spellStart"/>
-      <w:r>
-        <w:rPr>
+          <w:rFonts w:ascii="Brill" w:hAnsi="Brill"/>
+          <w:lang w:val="es-ES"/>
+        </w:rPr>
+        <w:t>razon</w:t>
+      </w:r>
+      <w:proofErr w:type="spellEnd"/>
+      <w:r>
+        <w:rPr>
+          <w:rFonts w:ascii="Brill" w:hAnsi="Brill"/>
+          <w:lang w:val="es-ES"/>
+        </w:rPr>
+        <w:t xml:space="preserve"> derecha y a que es </w:t>
+      </w:r>
+      <w:proofErr w:type="spellStart"/>
+      <w:r>
+        <w:rPr>
+          <w:rFonts w:ascii="Brill" w:hAnsi="Brill"/>
+          <w:lang w:val="es-ES"/>
+        </w:rPr>
+        <w:t>asi</w:t>
+      </w:r>
+      <w:proofErr w:type="spellEnd"/>
+      <w:r>
+        <w:rPr>
+          <w:rFonts w:ascii="Brill" w:hAnsi="Brill"/>
+          <w:lang w:val="es-ES"/>
+        </w:rPr>
+        <w:t xml:space="preserve"> la primera </w:t>
+      </w:r>
+      <w:proofErr w:type="spellStart"/>
+      <w:r>
+        <w:rPr>
+          <w:rFonts w:ascii="Brill" w:hAnsi="Brill"/>
           <w:lang w:val="es-ES"/>
         </w:rPr>
         <w:t>quando</w:t>
@@ -766,6 +1309,279 @@
       <w:proofErr w:type="spellEnd"/>
       <w:r>
         <w:rPr>
+          <w:rFonts w:ascii="Brill" w:hAnsi="Brill"/>
+          <w:lang w:val="es-ES"/>
+        </w:rPr>
+        <w:t xml:space="preserve"> el ombre </w:t>
+      </w:r>
+      <w:proofErr w:type="spellStart"/>
+      <w:r>
+        <w:rPr>
+          <w:rFonts w:ascii="Brill" w:hAnsi="Brill"/>
+          <w:lang w:val="es-ES"/>
+        </w:rPr>
+        <w:t>crey</w:t>
+      </w:r>
+      <w:proofErr w:type="spellEnd"/>
+      <w:r>
+        <w:rPr>
+          <w:rFonts w:ascii="Brill" w:hAnsi="Brill"/>
+          <w:lang w:val="es-ES"/>
+        </w:rPr>
+        <w:t xml:space="preserve"> lo </w:t>
+      </w:r>
+      <w:proofErr w:type="spellStart"/>
+      <w:r>
+        <w:rPr>
+          <w:rFonts w:ascii="Brill" w:hAnsi="Brill"/>
+          <w:lang w:val="es-ES"/>
+        </w:rPr>
+        <w:t>qu</w:t>
+      </w:r>
+      <w:proofErr w:type="spellEnd"/>
+      <w:r>
+        <w:rPr>
+          <w:rFonts w:ascii="Brill" w:hAnsi="Brill"/>
+          <w:lang w:val="es-ES"/>
+        </w:rPr>
+        <w:t xml:space="preserve"> el mando que </w:t>
+      </w:r>
+      <w:proofErr w:type="spellStart"/>
+      <w:r>
+        <w:rPr>
+          <w:rFonts w:ascii="Brill" w:hAnsi="Brill"/>
+          <w:lang w:val="es-ES"/>
+        </w:rPr>
+        <w:t>feziesemos</w:t>
+      </w:r>
+      <w:proofErr w:type="spellEnd"/>
+      <w:r>
+        <w:rPr>
+          <w:rFonts w:ascii="Brill" w:hAnsi="Brill"/>
+          <w:lang w:val="es-ES"/>
+        </w:rPr>
+        <w:t xml:space="preserve"> por </w:t>
+      </w:r>
+      <w:proofErr w:type="spellStart"/>
+      <w:r>
+        <w:rPr>
+          <w:rFonts w:ascii="Brill" w:hAnsi="Brill"/>
+          <w:lang w:val="es-ES"/>
+        </w:rPr>
+        <w:t>aqui</w:t>
+      </w:r>
+      <w:proofErr w:type="spellEnd"/>
+      <w:r>
+        <w:rPr>
+          <w:rFonts w:ascii="Brill" w:hAnsi="Brill"/>
+          <w:lang w:val="es-ES"/>
+        </w:rPr>
+        <w:t xml:space="preserve"> se </w:t>
+      </w:r>
+      <w:proofErr w:type="spellStart"/>
+      <w:r>
+        <w:rPr>
+          <w:rFonts w:ascii="Brill" w:hAnsi="Brill"/>
+          <w:lang w:val="es-ES"/>
+        </w:rPr>
+        <w:t>crey</w:t>
+      </w:r>
+      <w:proofErr w:type="spellEnd"/>
+      <w:r>
+        <w:rPr>
+          <w:rFonts w:ascii="Brill" w:hAnsi="Brill"/>
+          <w:lang w:val="es-ES"/>
+        </w:rPr>
+        <w:t xml:space="preserve"> el su poder tamaño es que </w:t>
+      </w:r>
+      <w:proofErr w:type="spellStart"/>
+      <w:r>
+        <w:rPr>
+          <w:rFonts w:ascii="Brill" w:hAnsi="Brill"/>
+          <w:lang w:val="es-ES"/>
+        </w:rPr>
+        <w:t>asi</w:t>
+      </w:r>
+      <w:proofErr w:type="spellEnd"/>
+      <w:r>
+        <w:rPr>
+          <w:rFonts w:ascii="Brill" w:hAnsi="Brill"/>
+          <w:lang w:val="es-ES"/>
+        </w:rPr>
+        <w:t xml:space="preserve"> como el ovo poder de nascer de santa </w:t>
+      </w:r>
+      <w:proofErr w:type="spellStart"/>
+      <w:r>
+        <w:rPr>
+          <w:rFonts w:ascii="Brill" w:hAnsi="Brill"/>
+          <w:lang w:val="es-ES"/>
+        </w:rPr>
+        <w:t>Maria</w:t>
+      </w:r>
+      <w:proofErr w:type="spellEnd"/>
+      <w:r>
+        <w:rPr>
+          <w:rFonts w:ascii="Brill" w:hAnsi="Brill"/>
+          <w:lang w:val="es-ES"/>
+        </w:rPr>
+        <w:t xml:space="preserve"> que </w:t>
+      </w:r>
+      <w:proofErr w:type="spellStart"/>
+      <w:r>
+        <w:rPr>
+          <w:rFonts w:ascii="Brill" w:hAnsi="Brill"/>
+          <w:lang w:val="es-ES"/>
+        </w:rPr>
+        <w:t>asi</w:t>
+      </w:r>
+      <w:proofErr w:type="spellEnd"/>
+      <w:r>
+        <w:rPr>
+          <w:rFonts w:ascii="Brill" w:hAnsi="Brill"/>
+          <w:lang w:val="es-ES"/>
+        </w:rPr>
+        <w:t xml:space="preserve"> ovo poder de tornar el pan que sea cuerpo verdadero ca por esta postremera </w:t>
+      </w:r>
+      <w:proofErr w:type="spellStart"/>
+      <w:r>
+        <w:rPr>
+          <w:rFonts w:ascii="Brill" w:hAnsi="Brill"/>
+          <w:lang w:val="es-ES"/>
+        </w:rPr>
+        <w:t>crencia</w:t>
+      </w:r>
+      <w:proofErr w:type="spellEnd"/>
+      <w:r>
+        <w:rPr>
+          <w:rFonts w:ascii="Brill" w:hAnsi="Brill"/>
+          <w:lang w:val="es-ES"/>
+        </w:rPr>
+        <w:t xml:space="preserve"> se </w:t>
+      </w:r>
+      <w:proofErr w:type="spellStart"/>
+      <w:r>
+        <w:rPr>
+          <w:rFonts w:ascii="Brill" w:hAnsi="Brill"/>
+          <w:lang w:val="es-ES"/>
+        </w:rPr>
+        <w:t>entendie</w:t>
+      </w:r>
+      <w:proofErr w:type="spellEnd"/>
+      <w:r>
+        <w:rPr>
+          <w:rFonts w:ascii="Brill" w:hAnsi="Brill"/>
+          <w:lang w:val="es-ES"/>
+        </w:rPr>
+        <w:t xml:space="preserve"> la primera que el ovo poder de fazer todo lo segundo </w:t>
+      </w:r>
+      <w:proofErr w:type="spellStart"/>
+      <w:r>
+        <w:rPr>
+          <w:rFonts w:ascii="Brill" w:hAnsi="Brill"/>
+          <w:lang w:val="es-ES"/>
+        </w:rPr>
+        <w:t>mas</w:t>
+      </w:r>
+      <w:proofErr w:type="spellEnd"/>
+      <w:r>
+        <w:rPr>
+          <w:rFonts w:ascii="Brill" w:hAnsi="Brill"/>
+          <w:lang w:val="es-ES"/>
+        </w:rPr>
+        <w:t xml:space="preserve"> verdadero amor es en </w:t>
+      </w:r>
+      <w:proofErr w:type="spellStart"/>
+      <w:r>
+        <w:rPr>
+          <w:rFonts w:ascii="Brill" w:hAnsi="Brill"/>
+          <w:lang w:val="es-ES"/>
+        </w:rPr>
+        <w:t>conplir</w:t>
+      </w:r>
+      <w:proofErr w:type="spellEnd"/>
+      <w:r>
+        <w:rPr>
+          <w:rFonts w:ascii="Brill" w:hAnsi="Brill"/>
+          <w:lang w:val="es-ES"/>
+        </w:rPr>
+        <w:t xml:space="preserve"> el su mandamiento </w:t>
+      </w:r>
+      <w:proofErr w:type="spellStart"/>
+      <w:r>
+        <w:rPr>
+          <w:rFonts w:ascii="Brill" w:hAnsi="Brill"/>
+          <w:lang w:val="es-ES"/>
+        </w:rPr>
+        <w:t>qu</w:t>
+      </w:r>
+      <w:proofErr w:type="spellEnd"/>
+      <w:r>
+        <w:rPr>
+          <w:rFonts w:ascii="Brill" w:hAnsi="Brill"/>
+          <w:lang w:val="es-ES"/>
+        </w:rPr>
+        <w:t xml:space="preserve"> el nuestro señor manda que non obedecer lo </w:t>
+      </w:r>
+      <w:proofErr w:type="spellStart"/>
+      <w:r>
+        <w:rPr>
+          <w:rFonts w:ascii="Brill" w:hAnsi="Brill"/>
+          <w:lang w:val="es-ES"/>
+        </w:rPr>
+        <w:t>qu</w:t>
+      </w:r>
+      <w:proofErr w:type="spellEnd"/>
+      <w:r>
+        <w:rPr>
+          <w:rFonts w:ascii="Brill" w:hAnsi="Brill"/>
+          <w:lang w:val="es-ES"/>
+        </w:rPr>
+        <w:t xml:space="preserve"> el ombre ve de los ojos e palpo lo con las manos e por eso deves tu </w:t>
+      </w:r>
+      <w:proofErr w:type="spellStart"/>
+      <w:r>
+        <w:rPr>
+          <w:rFonts w:ascii="Brill" w:hAnsi="Brill"/>
+          <w:lang w:val="es-ES"/>
+        </w:rPr>
+        <w:t>aentender</w:t>
+      </w:r>
+      <w:proofErr w:type="spellEnd"/>
+      <w:r>
+        <w:rPr>
+          <w:rFonts w:ascii="Brill" w:hAnsi="Brill"/>
+          <w:lang w:val="es-ES"/>
+        </w:rPr>
+        <w:t xml:space="preserve"> e </w:t>
+      </w:r>
+      <w:proofErr w:type="spellStart"/>
+      <w:r>
+        <w:rPr>
+          <w:rFonts w:ascii="Brill" w:hAnsi="Brill"/>
+          <w:lang w:val="es-ES"/>
+        </w:rPr>
+        <w:t>asaber</w:t>
+      </w:r>
+      <w:proofErr w:type="spellEnd"/>
+      <w:r>
+        <w:rPr>
+          <w:rFonts w:ascii="Brill" w:hAnsi="Brill"/>
+          <w:lang w:val="es-ES"/>
+        </w:rPr>
+        <w:t xml:space="preserve"> por cierto que </w:t>
+      </w:r>
+      <w:proofErr w:type="spellStart"/>
+      <w:r>
+        <w:rPr>
+          <w:rFonts w:ascii="Brill" w:hAnsi="Brill"/>
+          <w:lang w:val="es-ES"/>
+        </w:rPr>
+        <w:t>mas</w:t>
+      </w:r>
+      <w:proofErr w:type="spellEnd"/>
+      <w:r>
+        <w:rPr>
+          <w:rFonts w:ascii="Brill" w:hAnsi="Brill"/>
           <w:lang w:val="es-ES"/>
         </w:rPr>
         <w:t xml:space="preserve"> </w:t>
@@ -773,403 +1589,31 @@
       <w:proofErr w:type="spellStart"/>
       <w:r>
         <w:rPr>
-          <w:lang w:val="es-ES"/>
-        </w:rPr>
-        <w:t>gelo</w:t>
-      </w:r>
-      <w:proofErr w:type="spellEnd"/>
-      <w:r>
-        <w:rPr>
-          <w:lang w:val="es-ES"/>
-        </w:rPr>
-        <w:t xml:space="preserve"> apreciaron muy mal e lo </w:t>
-      </w:r>
-      <w:proofErr w:type="spellStart"/>
-      <w:r>
-        <w:rPr>
-          <w:lang w:val="es-ES"/>
-        </w:rPr>
-        <w:t>vendioron</w:t>
-      </w:r>
-      <w:proofErr w:type="spellEnd"/>
-      <w:r>
-        <w:rPr>
-          <w:lang w:val="es-ES"/>
-        </w:rPr>
-        <w:t xml:space="preserve"> por </w:t>
-      </w:r>
-      <w:r>
-        <w:rPr>
-          <w:lang w:val="es-ES"/>
-        </w:rPr>
-        <w:t>treinta</w:t>
-      </w:r>
-      <w:r>
-        <w:rPr>
-          <w:lang w:val="es-ES"/>
-        </w:rPr>
-        <w:t xml:space="preserve"> dineros de </w:t>
-      </w:r>
-      <w:proofErr w:type="spellStart"/>
-      <w:r>
-        <w:rPr>
-          <w:lang w:val="es-ES"/>
-        </w:rPr>
-        <w:t>prata</w:t>
-      </w:r>
-      <w:proofErr w:type="spellEnd"/>
-      <w:r>
-        <w:rPr>
-          <w:lang w:val="es-ES"/>
-        </w:rPr>
-        <w:t xml:space="preserve"> la segunda nos quiso </w:t>
-      </w:r>
-      <w:proofErr w:type="spellStart"/>
-      <w:r>
-        <w:rPr>
-          <w:lang w:val="es-ES"/>
-        </w:rPr>
-        <w:t>dexar</w:t>
-      </w:r>
-      <w:proofErr w:type="spellEnd"/>
-      <w:r>
-        <w:rPr>
-          <w:lang w:val="es-ES"/>
-        </w:rPr>
-        <w:t xml:space="preserve"> el pan </w:t>
-      </w:r>
-      <w:proofErr w:type="spellStart"/>
-      <w:r>
-        <w:rPr>
-          <w:lang w:val="es-ES"/>
-        </w:rPr>
-        <w:t>bendicho</w:t>
-      </w:r>
-      <w:proofErr w:type="spellEnd"/>
-      <w:r>
-        <w:rPr>
-          <w:lang w:val="es-ES"/>
-        </w:rPr>
-        <w:t xml:space="preserve"> consagrado en </w:t>
-      </w:r>
-      <w:proofErr w:type="spellStart"/>
-      <w:r>
-        <w:rPr>
-          <w:lang w:val="es-ES"/>
-        </w:rPr>
-        <w:t>remenbrança</w:t>
-      </w:r>
-      <w:proofErr w:type="spellEnd"/>
-      <w:r>
-        <w:rPr>
-          <w:lang w:val="es-ES"/>
-        </w:rPr>
-        <w:t xml:space="preserve"> de si por nos </w:t>
-      </w:r>
-      <w:proofErr w:type="spellStart"/>
-      <w:r>
-        <w:rPr>
-          <w:lang w:val="es-ES"/>
-        </w:rPr>
-        <w:t>provar</w:t>
-      </w:r>
-      <w:proofErr w:type="spellEnd"/>
-      <w:r>
-        <w:rPr>
-          <w:lang w:val="es-ES"/>
-        </w:rPr>
-        <w:t xml:space="preserve"> a cada uno que precio </w:t>
-      </w:r>
-      <w:proofErr w:type="spellStart"/>
-      <w:r>
-        <w:rPr>
-          <w:lang w:val="es-ES"/>
-        </w:rPr>
-        <w:t>porniemos</w:t>
-      </w:r>
-      <w:proofErr w:type="spellEnd"/>
-      <w:r>
-        <w:rPr>
-          <w:lang w:val="es-ES"/>
-        </w:rPr>
-        <w:t xml:space="preserve"> en </w:t>
-      </w:r>
-      <w:proofErr w:type="spellStart"/>
-      <w:r>
-        <w:rPr>
-          <w:lang w:val="es-ES"/>
-        </w:rPr>
-        <w:t>crer</w:t>
-      </w:r>
-      <w:proofErr w:type="spellEnd"/>
-      <w:r>
-        <w:rPr>
-          <w:lang w:val="es-ES"/>
-        </w:rPr>
-        <w:t xml:space="preserve"> por el </w:t>
-      </w:r>
-      <w:proofErr w:type="spellStart"/>
-      <w:r>
-        <w:rPr>
-          <w:lang w:val="es-ES"/>
-        </w:rPr>
-        <w:t>e</w:t>
-      </w:r>
-      <w:proofErr w:type="spellEnd"/>
-      <w:r>
-        <w:rPr>
-          <w:lang w:val="es-ES"/>
-        </w:rPr>
-        <w:t xml:space="preserve"> en amar lo </w:t>
-      </w:r>
-      <w:proofErr w:type="spellStart"/>
-      <w:r>
-        <w:rPr>
-          <w:lang w:val="es-ES"/>
-        </w:rPr>
-        <w:t>e</w:t>
-      </w:r>
-      <w:proofErr w:type="spellEnd"/>
-      <w:r>
-        <w:rPr>
-          <w:lang w:val="es-ES"/>
-        </w:rPr>
-        <w:t xml:space="preserve"> en fiar por el e </w:t>
-      </w:r>
-      <w:proofErr w:type="spellStart"/>
-      <w:r>
-        <w:rPr>
-          <w:lang w:val="es-ES"/>
-        </w:rPr>
-        <w:t>desi</w:t>
-      </w:r>
-      <w:proofErr w:type="spellEnd"/>
-      <w:r>
-        <w:rPr>
-          <w:lang w:val="es-ES"/>
-        </w:rPr>
-        <w:t xml:space="preserve"> encima en temer lo ca estas tres cosas que te </w:t>
-      </w:r>
-      <w:proofErr w:type="spellStart"/>
-      <w:r>
-        <w:rPr>
-          <w:lang w:val="es-ES"/>
-        </w:rPr>
-        <w:t>dixe</w:t>
-      </w:r>
-      <w:proofErr w:type="spellEnd"/>
-      <w:r>
-        <w:rPr>
-          <w:lang w:val="es-ES"/>
-        </w:rPr>
-        <w:t xml:space="preserve"> ante d esta se encierran en esta postremera que es el temer lo ca la primera que te </w:t>
-      </w:r>
-      <w:proofErr w:type="spellStart"/>
-      <w:r>
-        <w:rPr>
-          <w:lang w:val="es-ES"/>
-        </w:rPr>
-        <w:t>dixe</w:t>
-      </w:r>
-      <w:proofErr w:type="spellEnd"/>
-      <w:r>
-        <w:rPr>
-          <w:lang w:val="es-ES"/>
-        </w:rPr>
-        <w:t xml:space="preserve"> de </w:t>
-      </w:r>
-      <w:proofErr w:type="spellStart"/>
-      <w:r>
-        <w:rPr>
-          <w:lang w:val="es-ES"/>
-        </w:rPr>
-        <w:t>crer</w:t>
-      </w:r>
-      <w:proofErr w:type="spellEnd"/>
-      <w:r>
-        <w:rPr>
-          <w:lang w:val="es-ES"/>
-        </w:rPr>
-        <w:t xml:space="preserve"> por </w:t>
-      </w:r>
-      <w:proofErr w:type="spellStart"/>
-      <w:r>
-        <w:rPr>
-          <w:lang w:val="es-ES"/>
-        </w:rPr>
-        <w:t>el</w:t>
-      </w:r>
-      <w:proofErr w:type="spellEnd"/>
-      <w:r>
-        <w:rPr>
-          <w:lang w:val="es-ES"/>
-        </w:rPr>
-        <w:t xml:space="preserve"> sabe que </w:t>
-      </w:r>
-      <w:proofErr w:type="spellStart"/>
-      <w:r>
-        <w:rPr>
-          <w:lang w:val="es-ES"/>
-        </w:rPr>
-        <w:t>crencia</w:t>
-      </w:r>
-      <w:proofErr w:type="spellEnd"/>
-      <w:r>
-        <w:rPr>
-          <w:lang w:val="es-ES"/>
-        </w:rPr>
-        <w:t xml:space="preserve"> non puede y ser arraigada si temor y non ha ca el temor trae al </w:t>
-      </w:r>
-      <w:proofErr w:type="spellStart"/>
-      <w:r>
-        <w:rPr>
-          <w:lang w:val="es-ES"/>
-        </w:rPr>
-        <w:t>ombre</w:t>
-      </w:r>
-      <w:proofErr w:type="spellEnd"/>
-      <w:r>
-        <w:rPr>
-          <w:lang w:val="es-ES"/>
-        </w:rPr>
-        <w:t xml:space="preserve"> a </w:t>
-      </w:r>
-      <w:proofErr w:type="spellStart"/>
-      <w:r>
-        <w:rPr>
-          <w:lang w:val="es-ES"/>
-        </w:rPr>
-        <w:t>aver</w:t>
-      </w:r>
-      <w:proofErr w:type="spellEnd"/>
-      <w:r>
-        <w:rPr>
-          <w:lang w:val="es-ES"/>
-        </w:rPr>
-        <w:t xml:space="preserve"> miedo que es aquello </w:t>
-      </w:r>
-      <w:proofErr w:type="spellStart"/>
-      <w:r>
-        <w:rPr>
-          <w:lang w:val="es-ES"/>
-        </w:rPr>
-        <w:t>por que</w:t>
-      </w:r>
-      <w:proofErr w:type="spellEnd"/>
-      <w:r>
-        <w:rPr>
-          <w:lang w:val="es-ES"/>
-        </w:rPr>
-        <w:t xml:space="preserve"> puede ser salvo o perdido otro si la segunda cosa es el amor e esto tan bien tañe a los señores terrenales como a dios que todo gran señor a de </w:t>
-      </w:r>
-      <w:proofErr w:type="spellStart"/>
-      <w:r>
-        <w:rPr>
-          <w:lang w:val="es-ES"/>
-        </w:rPr>
-        <w:t>aver</w:t>
-      </w:r>
-      <w:proofErr w:type="spellEnd"/>
-      <w:r>
-        <w:rPr>
-          <w:lang w:val="es-ES"/>
-        </w:rPr>
-        <w:t xml:space="preserve"> esta dos cosas en </w:t>
-      </w:r>
-      <w:proofErr w:type="spellStart"/>
-      <w:r>
-        <w:rPr>
-          <w:lang w:val="es-ES"/>
-        </w:rPr>
-        <w:t>si</w:t>
-      </w:r>
-      <w:proofErr w:type="spellEnd"/>
-      <w:r>
-        <w:rPr>
-          <w:lang w:val="es-ES"/>
-        </w:rPr>
-        <w:t xml:space="preserve"> que lo teman e que lo amen ca estas dos cosas </w:t>
-      </w:r>
-      <w:proofErr w:type="spellStart"/>
-      <w:r>
-        <w:rPr>
-          <w:lang w:val="es-ES"/>
-        </w:rPr>
-        <w:t>an</w:t>
-      </w:r>
-      <w:proofErr w:type="spellEnd"/>
-      <w:r>
-        <w:rPr>
-          <w:lang w:val="es-ES"/>
-        </w:rPr>
-        <w:t xml:space="preserve"> de andar de consuno e non val nada la una sin la otra e </w:t>
-      </w:r>
-      <w:proofErr w:type="spellStart"/>
-      <w:r>
-        <w:rPr>
-          <w:lang w:val="es-ES"/>
-        </w:rPr>
-        <w:t>quando</w:t>
-      </w:r>
-      <w:proofErr w:type="spellEnd"/>
-      <w:r>
-        <w:rPr>
-          <w:lang w:val="es-ES"/>
-        </w:rPr>
-        <w:t xml:space="preserve"> </w:t>
-      </w:r>
-      <w:proofErr w:type="spellStart"/>
-      <w:r>
-        <w:rPr>
-          <w:lang w:val="es-ES"/>
-        </w:rPr>
-        <w:t>anbas</w:t>
-      </w:r>
-      <w:proofErr w:type="spellEnd"/>
-      <w:r>
-        <w:rPr>
-          <w:lang w:val="es-ES"/>
-        </w:rPr>
-        <w:t xml:space="preserve"> estas cosas son de consuno el señor es </w:t>
-      </w:r>
-      <w:proofErr w:type="spellStart"/>
-      <w:r>
-        <w:rPr>
-          <w:lang w:val="es-ES"/>
-        </w:rPr>
-        <w:t>qual</w:t>
-      </w:r>
-      <w:proofErr w:type="spellEnd"/>
-      <w:r>
-        <w:rPr>
-          <w:lang w:val="es-ES"/>
-        </w:rPr>
-        <w:t xml:space="preserve"> </w:t>
-      </w:r>
-      <w:proofErr w:type="spellStart"/>
-      <w:r>
-        <w:rPr>
-          <w:lang w:val="es-ES"/>
-        </w:rPr>
-        <w:t>deve</w:t>
-      </w:r>
-      <w:proofErr w:type="spellEnd"/>
-      <w:r>
-        <w:rPr>
-          <w:lang w:val="es-ES"/>
-        </w:rPr>
-        <w:t xml:space="preserve"> ser e </w:t>
-      </w:r>
-      <w:proofErr w:type="spellStart"/>
-      <w:r>
-        <w:rPr>
-          <w:lang w:val="es-ES"/>
-        </w:rPr>
-        <w:t>fazen</w:t>
-      </w:r>
-      <w:proofErr w:type="spellEnd"/>
-      <w:r>
-        <w:rPr>
+          <w:rFonts w:ascii="Brill" w:hAnsi="Brill"/>
+          <w:lang w:val="es-ES"/>
+        </w:rPr>
+        <w:t>fazemos</w:t>
+      </w:r>
+      <w:proofErr w:type="spellEnd"/>
+      <w:r>
+        <w:rPr>
+          <w:rFonts w:ascii="Brill" w:hAnsi="Brill"/>
+          <w:lang w:val="es-ES"/>
+        </w:rPr>
+        <w:t xml:space="preserve"> los ombres de agora que creamos en el cuerpo de dios derechamente que non </w:t>
+      </w:r>
+      <w:proofErr w:type="spellStart"/>
+      <w:r>
+        <w:rPr>
+          <w:rFonts w:ascii="Brill" w:hAnsi="Brill"/>
+          <w:lang w:val="es-ES"/>
+        </w:rPr>
+        <w:t>fezioron</w:t>
+      </w:r>
+      <w:proofErr w:type="spellEnd"/>
+      <w:r>
+        <w:rPr>
+          <w:rFonts w:ascii="Brill" w:hAnsi="Brill"/>
           <w:lang w:val="es-ES"/>
         </w:rPr>
         <w:t xml:space="preserve"> los </w:t>
@@ -1177,776 +1621,7 @@
       <w:proofErr w:type="spellStart"/>
       <w:r>
         <w:rPr>
-          <w:lang w:val="es-ES"/>
-        </w:rPr>
-        <w:t>ombres</w:t>
-      </w:r>
-      <w:proofErr w:type="spellEnd"/>
-      <w:r>
-        <w:rPr>
-          <w:lang w:val="es-ES"/>
-        </w:rPr>
-        <w:t xml:space="preserve"> lo que </w:t>
-      </w:r>
-      <w:proofErr w:type="spellStart"/>
-      <w:r>
-        <w:rPr>
-          <w:lang w:val="es-ES"/>
-        </w:rPr>
-        <w:t>deven</w:t>
-      </w:r>
-      <w:proofErr w:type="spellEnd"/>
-      <w:r>
-        <w:rPr>
-          <w:lang w:val="es-ES"/>
-        </w:rPr>
-        <w:t xml:space="preserve"> </w:t>
-      </w:r>
-      <w:proofErr w:type="spellStart"/>
-      <w:r>
-        <w:rPr>
-          <w:lang w:val="es-ES"/>
-        </w:rPr>
-        <w:t>fazer</w:t>
-      </w:r>
-      <w:proofErr w:type="spellEnd"/>
-      <w:r>
-        <w:rPr>
-          <w:lang w:val="es-ES"/>
-        </w:rPr>
-        <w:t xml:space="preserve"> la tercera cosa es la </w:t>
-      </w:r>
-      <w:proofErr w:type="spellStart"/>
-      <w:r>
-        <w:rPr>
-          <w:lang w:val="es-ES"/>
-        </w:rPr>
-        <w:t>fiança</w:t>
-      </w:r>
-      <w:proofErr w:type="spellEnd"/>
-      <w:r>
-        <w:rPr>
-          <w:lang w:val="es-ES"/>
-        </w:rPr>
-        <w:t xml:space="preserve"> e nunca </w:t>
-      </w:r>
-      <w:proofErr w:type="spellStart"/>
-      <w:r>
-        <w:rPr>
-          <w:lang w:val="es-ES"/>
-        </w:rPr>
-        <w:t>ombre</w:t>
-      </w:r>
-      <w:proofErr w:type="spellEnd"/>
-      <w:r>
-        <w:rPr>
-          <w:lang w:val="es-ES"/>
-        </w:rPr>
-        <w:t xml:space="preserve"> la puede </w:t>
-      </w:r>
-      <w:proofErr w:type="spellStart"/>
-      <w:r>
-        <w:rPr>
-          <w:lang w:val="es-ES"/>
-        </w:rPr>
-        <w:t>aver</w:t>
-      </w:r>
-      <w:proofErr w:type="spellEnd"/>
-      <w:r>
-        <w:rPr>
-          <w:lang w:val="es-ES"/>
-        </w:rPr>
-        <w:t xml:space="preserve"> que sea bona sin temor que por aquello en que ha </w:t>
-      </w:r>
-      <w:proofErr w:type="spellStart"/>
-      <w:r>
-        <w:rPr>
-          <w:lang w:val="es-ES"/>
-        </w:rPr>
-        <w:t>fiança</w:t>
-      </w:r>
-      <w:proofErr w:type="spellEnd"/>
-      <w:r>
-        <w:rPr>
-          <w:lang w:val="es-ES"/>
-        </w:rPr>
-        <w:t xml:space="preserve"> </w:t>
-      </w:r>
-      <w:proofErr w:type="spellStart"/>
-      <w:r>
-        <w:rPr>
-          <w:lang w:val="es-ES"/>
-        </w:rPr>
-        <w:t>a</w:t>
-      </w:r>
-      <w:proofErr w:type="spellEnd"/>
-      <w:r>
-        <w:rPr>
-          <w:lang w:val="es-ES"/>
-        </w:rPr>
-        <w:t xml:space="preserve"> de ser salvo o perdido e por esta </w:t>
-      </w:r>
-      <w:proofErr w:type="spellStart"/>
-      <w:r>
-        <w:rPr>
-          <w:lang w:val="es-ES"/>
-        </w:rPr>
-        <w:t>razon</w:t>
-      </w:r>
-      <w:proofErr w:type="spellEnd"/>
-      <w:r>
-        <w:rPr>
-          <w:lang w:val="es-ES"/>
-        </w:rPr>
-        <w:t xml:space="preserve"> d este precio </w:t>
-      </w:r>
-      <w:proofErr w:type="spellStart"/>
-      <w:r>
-        <w:rPr>
-          <w:lang w:val="es-ES"/>
-        </w:rPr>
-        <w:t>qu</w:t>
-      </w:r>
-      <w:proofErr w:type="spellEnd"/>
-      <w:r>
-        <w:rPr>
-          <w:lang w:val="es-ES"/>
-        </w:rPr>
-        <w:t xml:space="preserve"> </w:t>
-      </w:r>
-      <w:proofErr w:type="spellStart"/>
-      <w:r>
-        <w:rPr>
-          <w:lang w:val="es-ES"/>
-        </w:rPr>
-        <w:t>el</w:t>
-      </w:r>
-      <w:proofErr w:type="spellEnd"/>
-      <w:r>
-        <w:rPr>
-          <w:lang w:val="es-ES"/>
-        </w:rPr>
-        <w:t xml:space="preserve"> quiso poner al su cuerpo que se consagra sobre el santo altar </w:t>
-      </w:r>
-      <w:proofErr w:type="spellStart"/>
-      <w:r>
-        <w:rPr>
-          <w:lang w:val="es-ES"/>
-        </w:rPr>
-        <w:t>segund</w:t>
-      </w:r>
-      <w:proofErr w:type="spellEnd"/>
-      <w:r>
-        <w:rPr>
-          <w:lang w:val="es-ES"/>
-        </w:rPr>
-        <w:t xml:space="preserve"> te ya </w:t>
-      </w:r>
-      <w:proofErr w:type="spellStart"/>
-      <w:r>
-        <w:rPr>
-          <w:lang w:val="es-ES"/>
-        </w:rPr>
-        <w:t>dixe</w:t>
-      </w:r>
-      <w:proofErr w:type="spellEnd"/>
-      <w:r>
-        <w:rPr>
-          <w:lang w:val="es-ES"/>
-        </w:rPr>
-        <w:t xml:space="preserve"> fallamos que </w:t>
-      </w:r>
-      <w:proofErr w:type="spellStart"/>
-      <w:r>
-        <w:rPr>
-          <w:lang w:val="es-ES"/>
-        </w:rPr>
-        <w:t>dixo</w:t>
-      </w:r>
-      <w:proofErr w:type="spellEnd"/>
-      <w:r>
-        <w:rPr>
-          <w:lang w:val="es-ES"/>
-        </w:rPr>
-        <w:t xml:space="preserve"> el nuestro señor a santo Tomas </w:t>
-      </w:r>
-      <w:proofErr w:type="spellStart"/>
-      <w:r>
-        <w:rPr>
-          <w:lang w:val="es-ES"/>
-        </w:rPr>
-        <w:t>apostol</w:t>
-      </w:r>
-      <w:proofErr w:type="spellEnd"/>
-      <w:r>
-        <w:rPr>
-          <w:lang w:val="es-ES"/>
-        </w:rPr>
-        <w:t xml:space="preserve"> </w:t>
-      </w:r>
-      <w:proofErr w:type="spellStart"/>
-      <w:r>
-        <w:rPr>
-          <w:lang w:val="es-ES"/>
-        </w:rPr>
-        <w:t>veyestime</w:t>
-      </w:r>
-      <w:proofErr w:type="spellEnd"/>
-      <w:r>
-        <w:rPr>
-          <w:lang w:val="es-ES"/>
-        </w:rPr>
-        <w:t xml:space="preserve"> e </w:t>
-      </w:r>
-      <w:proofErr w:type="spellStart"/>
-      <w:r>
-        <w:rPr>
-          <w:lang w:val="es-ES"/>
-        </w:rPr>
-        <w:t>creiste</w:t>
-      </w:r>
-      <w:proofErr w:type="spellEnd"/>
-      <w:r>
-        <w:rPr>
-          <w:lang w:val="es-ES"/>
-        </w:rPr>
-        <w:t xml:space="preserve"> en mi bien aventurados </w:t>
-      </w:r>
-      <w:proofErr w:type="spellStart"/>
-      <w:r>
-        <w:rPr>
-          <w:lang w:val="es-ES"/>
-        </w:rPr>
-        <w:t>seran</w:t>
-      </w:r>
-      <w:proofErr w:type="spellEnd"/>
-      <w:r>
-        <w:rPr>
-          <w:lang w:val="es-ES"/>
-        </w:rPr>
-        <w:t xml:space="preserve"> los que me non </w:t>
-      </w:r>
-      <w:proofErr w:type="spellStart"/>
-      <w:r>
-        <w:rPr>
-          <w:lang w:val="es-ES"/>
-        </w:rPr>
-        <w:t>veran</w:t>
-      </w:r>
-      <w:proofErr w:type="spellEnd"/>
-      <w:r>
-        <w:rPr>
-          <w:lang w:val="es-ES"/>
-        </w:rPr>
-        <w:t xml:space="preserve"> e me </w:t>
-      </w:r>
-      <w:proofErr w:type="spellStart"/>
-      <w:r>
-        <w:rPr>
-          <w:lang w:val="es-ES"/>
-        </w:rPr>
-        <w:t>creeran</w:t>
-      </w:r>
-      <w:proofErr w:type="spellEnd"/>
-      <w:r>
-        <w:rPr>
-          <w:lang w:val="es-ES"/>
-        </w:rPr>
-        <w:t xml:space="preserve"> e </w:t>
-      </w:r>
-      <w:proofErr w:type="spellStart"/>
-      <w:r>
-        <w:rPr>
-          <w:lang w:val="es-ES"/>
-        </w:rPr>
-        <w:t>agora</w:t>
-      </w:r>
-      <w:proofErr w:type="spellEnd"/>
-      <w:r>
-        <w:rPr>
-          <w:lang w:val="es-ES"/>
-        </w:rPr>
-        <w:t xml:space="preserve"> quiero que sepas en esto que mucho </w:t>
-      </w:r>
-      <w:proofErr w:type="spellStart"/>
-      <w:r>
-        <w:rPr>
-          <w:lang w:val="es-ES"/>
-        </w:rPr>
-        <w:t>mas</w:t>
-      </w:r>
-      <w:proofErr w:type="spellEnd"/>
-      <w:r>
-        <w:rPr>
-          <w:lang w:val="es-ES"/>
-        </w:rPr>
-        <w:t xml:space="preserve"> gradece dios al </w:t>
-      </w:r>
-      <w:proofErr w:type="spellStart"/>
-      <w:r>
-        <w:rPr>
-          <w:lang w:val="es-ES"/>
-        </w:rPr>
-        <w:t>ombre</w:t>
-      </w:r>
-      <w:proofErr w:type="spellEnd"/>
-      <w:r>
-        <w:rPr>
-          <w:lang w:val="es-ES"/>
-        </w:rPr>
-        <w:t xml:space="preserve"> en </w:t>
-      </w:r>
-      <w:proofErr w:type="spellStart"/>
-      <w:r>
-        <w:rPr>
-          <w:lang w:val="es-ES"/>
-        </w:rPr>
-        <w:t>crer</w:t>
-      </w:r>
-      <w:proofErr w:type="spellEnd"/>
-      <w:r>
-        <w:rPr>
-          <w:lang w:val="es-ES"/>
-        </w:rPr>
-        <w:t xml:space="preserve"> </w:t>
-      </w:r>
-      <w:proofErr w:type="spellStart"/>
-      <w:r>
-        <w:rPr>
-          <w:lang w:val="es-ES"/>
-        </w:rPr>
-        <w:t>qu</w:t>
-      </w:r>
-      <w:proofErr w:type="spellEnd"/>
-      <w:r>
-        <w:rPr>
-          <w:lang w:val="es-ES"/>
-        </w:rPr>
-        <w:t xml:space="preserve"> el su cuerpo es aquel que se consagra sobre el altar verdadero e sin ninguna duda que si el </w:t>
-      </w:r>
-      <w:proofErr w:type="spellStart"/>
-      <w:r>
-        <w:rPr>
-          <w:lang w:val="es-ES"/>
-        </w:rPr>
-        <w:t>andodiese</w:t>
-      </w:r>
-      <w:proofErr w:type="spellEnd"/>
-      <w:r>
-        <w:rPr>
-          <w:lang w:val="es-ES"/>
-        </w:rPr>
-        <w:t xml:space="preserve"> por la tierra e lo aguardasen como aguardaron los </w:t>
-      </w:r>
-      <w:proofErr w:type="spellStart"/>
-      <w:r>
-        <w:rPr>
-          <w:lang w:val="es-ES"/>
-        </w:rPr>
-        <w:t>apostoles</w:t>
-      </w:r>
-      <w:proofErr w:type="spellEnd"/>
-      <w:r>
-        <w:rPr>
-          <w:lang w:val="es-ES"/>
-        </w:rPr>
-        <w:t xml:space="preserve"> que </w:t>
-      </w:r>
-      <w:proofErr w:type="spellStart"/>
-      <w:r>
-        <w:rPr>
-          <w:lang w:val="es-ES"/>
-        </w:rPr>
-        <w:t>razon</w:t>
-      </w:r>
-      <w:proofErr w:type="spellEnd"/>
-      <w:r>
-        <w:rPr>
-          <w:lang w:val="es-ES"/>
-        </w:rPr>
-        <w:t xml:space="preserve"> derecha y a que es </w:t>
-      </w:r>
-      <w:proofErr w:type="spellStart"/>
-      <w:r>
-        <w:rPr>
-          <w:lang w:val="es-ES"/>
-        </w:rPr>
-        <w:t>asi</w:t>
-      </w:r>
-      <w:proofErr w:type="spellEnd"/>
-      <w:r>
-        <w:rPr>
-          <w:lang w:val="es-ES"/>
-        </w:rPr>
-        <w:t xml:space="preserve"> la primera </w:t>
-      </w:r>
-      <w:proofErr w:type="spellStart"/>
-      <w:r>
-        <w:rPr>
-          <w:lang w:val="es-ES"/>
-        </w:rPr>
-        <w:t>quando</w:t>
-      </w:r>
-      <w:proofErr w:type="spellEnd"/>
-      <w:r>
-        <w:rPr>
-          <w:lang w:val="es-ES"/>
-        </w:rPr>
-        <w:t xml:space="preserve"> el </w:t>
-      </w:r>
-      <w:proofErr w:type="spellStart"/>
-      <w:r>
-        <w:rPr>
-          <w:lang w:val="es-ES"/>
-        </w:rPr>
-        <w:t>ombre</w:t>
-      </w:r>
-      <w:proofErr w:type="spellEnd"/>
-      <w:r>
-        <w:rPr>
-          <w:lang w:val="es-ES"/>
-        </w:rPr>
-        <w:t xml:space="preserve"> </w:t>
-      </w:r>
-      <w:proofErr w:type="spellStart"/>
-      <w:r>
-        <w:rPr>
-          <w:lang w:val="es-ES"/>
-        </w:rPr>
-        <w:t>crey</w:t>
-      </w:r>
-      <w:proofErr w:type="spellEnd"/>
-      <w:r>
-        <w:rPr>
-          <w:lang w:val="es-ES"/>
-        </w:rPr>
-        <w:t xml:space="preserve"> lo </w:t>
-      </w:r>
-      <w:proofErr w:type="spellStart"/>
-      <w:r>
-        <w:rPr>
-          <w:lang w:val="es-ES"/>
-        </w:rPr>
-        <w:t>qu</w:t>
-      </w:r>
-      <w:proofErr w:type="spellEnd"/>
-      <w:r>
-        <w:rPr>
-          <w:lang w:val="es-ES"/>
-        </w:rPr>
-        <w:t xml:space="preserve"> el mando que </w:t>
-      </w:r>
-      <w:proofErr w:type="spellStart"/>
-      <w:r>
-        <w:rPr>
-          <w:lang w:val="es-ES"/>
-        </w:rPr>
-        <w:t>feziesemos</w:t>
-      </w:r>
-      <w:proofErr w:type="spellEnd"/>
-      <w:r>
-        <w:rPr>
-          <w:lang w:val="es-ES"/>
-        </w:rPr>
-        <w:t xml:space="preserve"> por </w:t>
-      </w:r>
-      <w:proofErr w:type="spellStart"/>
-      <w:r>
-        <w:rPr>
-          <w:lang w:val="es-ES"/>
-        </w:rPr>
-        <w:t>aqui</w:t>
-      </w:r>
-      <w:proofErr w:type="spellEnd"/>
-      <w:r>
-        <w:rPr>
-          <w:lang w:val="es-ES"/>
-        </w:rPr>
-        <w:t xml:space="preserve"> se </w:t>
-      </w:r>
-      <w:proofErr w:type="spellStart"/>
-      <w:r>
-        <w:rPr>
-          <w:lang w:val="es-ES"/>
-        </w:rPr>
-        <w:t>crey</w:t>
-      </w:r>
-      <w:proofErr w:type="spellEnd"/>
-      <w:r>
-        <w:rPr>
-          <w:lang w:val="es-ES"/>
-        </w:rPr>
-        <w:t xml:space="preserve"> el su poder tamaño es que </w:t>
-      </w:r>
-      <w:proofErr w:type="spellStart"/>
-      <w:r>
-        <w:rPr>
-          <w:lang w:val="es-ES"/>
-        </w:rPr>
-        <w:t>asi</w:t>
-      </w:r>
-      <w:proofErr w:type="spellEnd"/>
-      <w:r>
-        <w:rPr>
-          <w:lang w:val="es-ES"/>
-        </w:rPr>
-        <w:t xml:space="preserve"> como el ovo poder de nascer de santa </w:t>
-      </w:r>
-      <w:proofErr w:type="spellStart"/>
-      <w:r>
-        <w:rPr>
-          <w:lang w:val="es-ES"/>
-        </w:rPr>
-        <w:t>Maria</w:t>
-      </w:r>
-      <w:proofErr w:type="spellEnd"/>
-      <w:r>
-        <w:rPr>
-          <w:lang w:val="es-ES"/>
-        </w:rPr>
-        <w:t xml:space="preserve"> que </w:t>
-      </w:r>
-      <w:proofErr w:type="spellStart"/>
-      <w:r>
-        <w:rPr>
-          <w:lang w:val="es-ES"/>
-        </w:rPr>
-        <w:t>asi</w:t>
-      </w:r>
-      <w:proofErr w:type="spellEnd"/>
-      <w:r>
-        <w:rPr>
-          <w:lang w:val="es-ES"/>
-        </w:rPr>
-        <w:t xml:space="preserve"> ovo poder de tornar el pan que sea cuerpo verdadero ca por esta postremera </w:t>
-      </w:r>
-      <w:proofErr w:type="spellStart"/>
-      <w:r>
-        <w:rPr>
-          <w:lang w:val="es-ES"/>
-        </w:rPr>
-        <w:t>crencia</w:t>
-      </w:r>
-      <w:proofErr w:type="spellEnd"/>
-      <w:r>
-        <w:rPr>
-          <w:lang w:val="es-ES"/>
-        </w:rPr>
-        <w:t xml:space="preserve"> se </w:t>
-      </w:r>
-      <w:proofErr w:type="spellStart"/>
-      <w:r>
-        <w:rPr>
-          <w:lang w:val="es-ES"/>
-        </w:rPr>
-        <w:t>entendie</w:t>
-      </w:r>
-      <w:proofErr w:type="spellEnd"/>
-      <w:r>
-        <w:rPr>
-          <w:lang w:val="es-ES"/>
-        </w:rPr>
-        <w:t xml:space="preserve"> la primera que el ovo poder de </w:t>
-      </w:r>
-      <w:proofErr w:type="spellStart"/>
-      <w:r>
-        <w:rPr>
-          <w:lang w:val="es-ES"/>
-        </w:rPr>
-        <w:t>fazer</w:t>
-      </w:r>
-      <w:proofErr w:type="spellEnd"/>
-      <w:r>
-        <w:rPr>
-          <w:lang w:val="es-ES"/>
-        </w:rPr>
-        <w:t xml:space="preserve"> todo lo segundo </w:t>
-      </w:r>
-      <w:proofErr w:type="spellStart"/>
-      <w:r>
-        <w:rPr>
-          <w:lang w:val="es-ES"/>
-        </w:rPr>
-        <w:t>mas</w:t>
-      </w:r>
-      <w:proofErr w:type="spellEnd"/>
-      <w:r>
-        <w:rPr>
-          <w:lang w:val="es-ES"/>
-        </w:rPr>
-        <w:t xml:space="preserve"> verdadero amor es en </w:t>
-      </w:r>
-      <w:proofErr w:type="spellStart"/>
-      <w:r>
-        <w:rPr>
-          <w:lang w:val="es-ES"/>
-        </w:rPr>
-        <w:t>conplir</w:t>
-      </w:r>
-      <w:proofErr w:type="spellEnd"/>
-      <w:r>
-        <w:rPr>
-          <w:lang w:val="es-ES"/>
-        </w:rPr>
-        <w:t xml:space="preserve"> el su mandamiento </w:t>
-      </w:r>
-      <w:proofErr w:type="spellStart"/>
-      <w:r>
-        <w:rPr>
-          <w:lang w:val="es-ES"/>
-        </w:rPr>
-        <w:t>qu</w:t>
-      </w:r>
-      <w:proofErr w:type="spellEnd"/>
-      <w:r>
-        <w:rPr>
-          <w:lang w:val="es-ES"/>
-        </w:rPr>
-        <w:t xml:space="preserve"> el nuestro señor manda que non obedecer lo </w:t>
-      </w:r>
-      <w:proofErr w:type="spellStart"/>
-      <w:r>
-        <w:rPr>
-          <w:lang w:val="es-ES"/>
-        </w:rPr>
-        <w:t>qu</w:t>
-      </w:r>
-      <w:proofErr w:type="spellEnd"/>
-      <w:r>
-        <w:rPr>
-          <w:lang w:val="es-ES"/>
-        </w:rPr>
-        <w:t xml:space="preserve"> el </w:t>
-      </w:r>
-      <w:proofErr w:type="spellStart"/>
-      <w:r>
-        <w:rPr>
-          <w:lang w:val="es-ES"/>
-        </w:rPr>
-        <w:t>ombre</w:t>
-      </w:r>
-      <w:proofErr w:type="spellEnd"/>
-      <w:r>
-        <w:rPr>
-          <w:lang w:val="es-ES"/>
-        </w:rPr>
-        <w:t xml:space="preserve"> ve de los ojos e palpo lo con las manos e por eso </w:t>
-      </w:r>
-      <w:proofErr w:type="spellStart"/>
-      <w:r>
-        <w:rPr>
-          <w:lang w:val="es-ES"/>
-        </w:rPr>
-        <w:t>deves</w:t>
-      </w:r>
-      <w:proofErr w:type="spellEnd"/>
-      <w:r>
-        <w:rPr>
-          <w:lang w:val="es-ES"/>
-        </w:rPr>
-        <w:t xml:space="preserve"> tu </w:t>
-      </w:r>
-      <w:proofErr w:type="spellStart"/>
-      <w:r>
-        <w:rPr>
-          <w:lang w:val="es-ES"/>
-        </w:rPr>
-        <w:t>aentender</w:t>
-      </w:r>
-      <w:proofErr w:type="spellEnd"/>
-      <w:r>
-        <w:rPr>
-          <w:lang w:val="es-ES"/>
-        </w:rPr>
-        <w:t xml:space="preserve"> e </w:t>
-      </w:r>
-      <w:proofErr w:type="spellStart"/>
-      <w:r>
-        <w:rPr>
-          <w:lang w:val="es-ES"/>
-        </w:rPr>
-        <w:t>asaber</w:t>
-      </w:r>
-      <w:proofErr w:type="spellEnd"/>
-      <w:r>
-        <w:rPr>
-          <w:lang w:val="es-ES"/>
-        </w:rPr>
-        <w:t xml:space="preserve"> por cierto que </w:t>
-      </w:r>
-      <w:proofErr w:type="spellStart"/>
-      <w:r>
-        <w:rPr>
-          <w:lang w:val="es-ES"/>
-        </w:rPr>
-        <w:t>mas</w:t>
-      </w:r>
-      <w:proofErr w:type="spellEnd"/>
-      <w:r>
-        <w:rPr>
-          <w:lang w:val="es-ES"/>
-        </w:rPr>
-        <w:t xml:space="preserve"> </w:t>
-      </w:r>
-      <w:proofErr w:type="spellStart"/>
-      <w:r>
-        <w:rPr>
-          <w:lang w:val="es-ES"/>
-        </w:rPr>
-        <w:t>fazemos</w:t>
-      </w:r>
-      <w:proofErr w:type="spellEnd"/>
-      <w:r>
-        <w:rPr>
-          <w:lang w:val="es-ES"/>
-        </w:rPr>
-        <w:t xml:space="preserve"> los </w:t>
-      </w:r>
-      <w:proofErr w:type="spellStart"/>
-      <w:r>
-        <w:rPr>
-          <w:lang w:val="es-ES"/>
-        </w:rPr>
-        <w:t>ombres</w:t>
-      </w:r>
-      <w:proofErr w:type="spellEnd"/>
-      <w:r>
-        <w:rPr>
-          <w:lang w:val="es-ES"/>
-        </w:rPr>
-        <w:t xml:space="preserve"> de </w:t>
-      </w:r>
-      <w:proofErr w:type="spellStart"/>
-      <w:r>
-        <w:rPr>
-          <w:lang w:val="es-ES"/>
-        </w:rPr>
-        <w:t>agora</w:t>
-      </w:r>
-      <w:proofErr w:type="spellEnd"/>
-      <w:r>
-        <w:rPr>
-          <w:lang w:val="es-ES"/>
-        </w:rPr>
-        <w:t xml:space="preserve"> que creamos en el cuerpo de dios derechamente que non </w:t>
-      </w:r>
-      <w:proofErr w:type="spellStart"/>
-      <w:r>
-        <w:rPr>
-          <w:lang w:val="es-ES"/>
-        </w:rPr>
-        <w:t>fezioron</w:t>
-      </w:r>
-      <w:proofErr w:type="spellEnd"/>
-      <w:r>
-        <w:rPr>
-          <w:lang w:val="es-ES"/>
-        </w:rPr>
-        <w:t xml:space="preserve"> los </w:t>
-      </w:r>
-      <w:proofErr w:type="spellStart"/>
-      <w:r>
-        <w:rPr>
+          <w:rFonts w:ascii="Brill" w:hAnsi="Brill"/>
           <w:lang w:val="es-ES"/>
         </w:rPr>
         <w:t>apostolos</w:t>
@@ -1954,6 +1629,7 @@
       <w:proofErr w:type="spellEnd"/>
       <w:r>
         <w:rPr>
+          <w:rFonts w:ascii="Brill" w:hAnsi="Brill"/>
           <w:lang w:val="es-ES"/>
         </w:rPr>
         <w:t xml:space="preserve"> que lo </w:t>
@@ -1961,6 +1637,7 @@
       <w:proofErr w:type="spellStart"/>
       <w:r>
         <w:rPr>
+          <w:rFonts w:ascii="Brill" w:hAnsi="Brill"/>
           <w:lang w:val="es-ES"/>
         </w:rPr>
         <w:t>guardavan</w:t>
@@ -1968,27 +1645,15 @@
       <w:proofErr w:type="spellEnd"/>
       <w:r>
         <w:rPr>
-          <w:lang w:val="es-ES"/>
-        </w:rPr>
-        <w:t xml:space="preserve"> e </w:t>
-      </w:r>
-      <w:proofErr w:type="spellStart"/>
-      <w:r>
-        <w:rPr>
-          <w:lang w:val="es-ES"/>
-        </w:rPr>
-        <w:t>andavan</w:t>
-      </w:r>
-      <w:proofErr w:type="spellEnd"/>
-      <w:r>
-        <w:rPr>
-          <w:lang w:val="es-ES"/>
-        </w:rPr>
-        <w:t xml:space="preserve"> </w:t>
-      </w:r>
-      <w:proofErr w:type="spellStart"/>
-      <w:r>
-        <w:rPr>
+          <w:rFonts w:ascii="Brill" w:hAnsi="Brill"/>
+          <w:lang w:val="es-ES"/>
+        </w:rPr>
+        <w:t xml:space="preserve"> e andavan </w:t>
+      </w:r>
+      <w:proofErr w:type="spellStart"/>
+      <w:r>
+        <w:rPr>
+          <w:rFonts w:ascii="Brill" w:hAnsi="Brill"/>
           <w:lang w:val="es-ES"/>
         </w:rPr>
         <w:t>enpos</w:t>
@@ -1996,6 +1661,7 @@
       <w:proofErr w:type="spellEnd"/>
       <w:r>
         <w:rPr>
+          <w:rFonts w:ascii="Brill" w:hAnsi="Brill"/>
           <w:lang w:val="es-ES"/>
         </w:rPr>
         <w:t xml:space="preserve"> el en este mundo</w:t>
@@ -2012,7 +1678,7 @@
 </file>
 
 <file path=word/styles.xml><?xml version="1.0" encoding="utf-8"?>
-<w:styles xmlns:mc="http://schemas.openxmlformats.org/markup-compatibility/2006" xmlns:r="http://schemas.openxmlformats.org/officeDocument/2006/relationships" xmlns:w="http://schemas.openxmlformats.org/wordprocessingml/2006/main" xmlns:w14="http://schemas.microsoft.com/office/word/2010/wordml" xmlns:w15="http://schemas.microsoft.com/office/word/2012/wordml" xmlns:w16cex="http://schemas.microsoft.com/office/word/2018/wordml/cex" xmlns:w16cid="http://schemas.microsoft.com/office/word/2016/wordml/cid" xmlns:w16="http://schemas.microsoft.com/office/word/2018/wordml" xmlns:w16sdtdh="http://schemas.microsoft.com/office/word/2020/wordml/sdtdatahash" xmlns:w16se="http://schemas.microsoft.com/office/word/2015/wordml/symex" mc:Ignorable="w14 w15 w16se w16cid w16 w16cex w16sdtdh">
+<w:styles xmlns:mc="http://schemas.openxmlformats.org/markup-compatibility/2006" xmlns:r="http://schemas.openxmlformats.org/officeDocument/2006/relationships" xmlns:w="http://schemas.openxmlformats.org/wordprocessingml/2006/main" xmlns:w14="http://schemas.microsoft.com/office/word/2010/wordml" xmlns:w15="http://schemas.microsoft.com/office/word/2012/wordml" xmlns:w16cex="http://schemas.microsoft.com/office/word/2018/wordml/cex" xmlns:w16cid="http://schemas.microsoft.com/office/word/2016/wordml/cid" xmlns:w16="http://schemas.microsoft.com/office/word/2018/wordml" xmlns:w16du="http://schemas.microsoft.com/office/word/2023/wordml/word16du" xmlns:w16sdtdh="http://schemas.microsoft.com/office/word/2020/wordml/sdtdatahash" xmlns:w16sdtfl="http://schemas.microsoft.com/office/word/2024/wordml/sdtformatlock" xmlns:w16se="http://schemas.microsoft.com/office/word/2015/wordml/symex" mc:Ignorable="w14 w15 w16se w16cid w16 w16cex w16sdtdh w16sdtfl w16du">
   <w:docDefaults>
     <w:rPrDefault>
       <w:rPr>
